--- a/research_plan.docx
+++ b/research_plan.docx
@@ -2,22 +2,22 @@
 <file path=word/document.xml><?xml version="1.0" encoding="utf-8"?>
 <w:document xmlns:w="http://schemas.openxmlformats.org/wordprocessingml/2006/main" xmlns:m="http://schemas.openxmlformats.org/officeDocument/2006/math" xmlns:r="http://schemas.openxmlformats.org/officeDocument/2006/relationships" xmlns:o="urn:schemas-microsoft-com:office:office" xmlns:v="urn:schemas-microsoft-com:vml" xmlns:w10="urn:schemas-microsoft-com:office:word" xmlns:a="http://schemas.openxmlformats.org/drawingml/2006/main" xmlns:pic="http://schemas.openxmlformats.org/drawingml/2006/picture" xmlns:wp="http://schemas.openxmlformats.org/drawingml/2006/wordprocessingDrawing">
   <w:body>
-    <w:bookmarkStart w:id="35" w:name="Xeaf16aabe8ad4006780130b1734033cfbdf15bc"/>
+    <w:bookmarkStart w:id="37" w:name="生物质负载mgo改性多孔碳co2吸附性能的机器学习预测"/>
     <w:p>
       <w:pPr>
         <w:pStyle w:val="Heading1"/>
       </w:pPr>
       <w:r>
-        <w:t xml:space="preserve">ML Prediction of CO2 Adsorption on Biomass-Derived MgO-Modified Porous Carbons</w:t>
-      </w:r>
-    </w:p>
-    <w:bookmarkStart w:id="20" w:name="context"/>
+        <w:t xml:space="preserve">生物质负载MgO改性多孔碳CO2吸附性能的机器学习预测</w:t>
+      </w:r>
+    </w:p>
+    <w:bookmarkStart w:id="20" w:name="背景"/>
     <w:p>
       <w:pPr>
         <w:pStyle w:val="Heading2"/>
       </w:pPr>
       <w:r>
-        <w:t xml:space="preserve">Context</w:t>
+        <w:t xml:space="preserve">背景</w:t>
       </w:r>
     </w:p>
     <w:p>
@@ -29,10 +29,10 @@
           <w:bCs/>
           <w:b/>
         </w:rPr>
-        <w:t xml:space="preserve">Goal</w:t>
-      </w:r>
-      <w:r>
-        <w:t xml:space="preserve">: Produce a publishable ML paper predicting CO2 uptake (mg/g) on biomass-derived MgO-modified porous carbons using literature data.</w:t>
+        <w:t xml:space="preserve">目标</w:t>
+      </w:r>
+      <w:r>
+        <w:t xml:space="preserve">: 利用文献数据，产出一篇可发表的ML论文，预测生物质衍生MgO改性多孔碳的CO2吸附量(mg/g)。</w:t>
       </w:r>
     </w:p>
     <w:p>
@@ -44,7 +44,7 @@
           <w:bCs/>
           <w:b/>
         </w:rPr>
-        <w:t xml:space="preserve">Dataset</w:t>
+        <w:t xml:space="preserve">数据集</w:t>
       </w:r>
       <w:r>
         <w:t xml:space="preserve">:</w:t>
@@ -62,7 +62,7 @@
         <w:t xml:space="preserve"> </w:t>
       </w:r>
       <w:r>
-        <w:t xml:space="preserve">— 341 samples, 17 columns (two-row header), literature compilation. Target: CO2 uptake (1.32–292.67 mg/g).</w:t>
+        <w:t xml:space="preserve">— 341条样本，17列（双行表头），文献汇编。目标变量: CO2 uptake（1.32–292.67 mg/g）。</w:t>
       </w:r>
     </w:p>
     <w:p>
@@ -74,10 +74,10 @@
           <w:bCs/>
           <w:b/>
         </w:rPr>
-        <w:t xml:space="preserve">Key data issues</w:t>
-      </w:r>
-      <w:r>
-        <w:t xml:space="preserve">: High missingness in several columns; categorical features with many levels; text columns containing numerical parameters that need regex parsing; significant class imbalance in precursors.</w:t>
+        <w:t xml:space="preserve">关键数据问题</w:t>
+      </w:r>
+      <w:r>
+        <w:t xml:space="preserve">: 多列存在高缺失率；分类特征水平数多；文本列中包含需正则提取的数值参数；碳前驱体类别分布严重不均衡。</w:t>
       </w:r>
     </w:p>
     <w:p>
@@ -88,13 +88,13 @@
       </w:r>
     </w:p>
     <w:bookmarkEnd w:id="20"/>
-    <w:bookmarkStart w:id="21" w:name="project-structure"/>
+    <w:bookmarkStart w:id="21" w:name="项目结构"/>
     <w:p>
       <w:pPr>
         <w:pStyle w:val="Heading2"/>
       </w:pPr>
       <w:r>
-        <w:t xml:space="preserve">Project Structure</w:t>
+        <w:t xml:space="preserve">项目结构</w:t>
       </w:r>
     </w:p>
     <w:p>
@@ -123,7 +123,7 @@
         <w:rPr>
           <w:rStyle w:val="VerbatimChar"/>
         </w:rPr>
-        <w:t xml:space="preserve">│   ├── raw/0514biochar-MgOdata.xlsx    # Never modified</w:t>
+        <w:t xml:space="preserve">│   ├── raw/0514biochar-MgOdata.xlsx    # 原始数据，永不修改</w:t>
       </w:r>
       <w:r>
         <w:br/>
@@ -132,7 +132,7 @@
         <w:rPr>
           <w:rStyle w:val="VerbatimChar"/>
         </w:rPr>
-        <w:t xml:space="preserve">│   └── processed/                       # Generated CSVs</w:t>
+        <w:t xml:space="preserve">│   └── processed/                       # 生成的CSV文件</w:t>
       </w:r>
       <w:r>
         <w:br/>
@@ -150,7 +150,7 @@
         <w:rPr>
           <w:rStyle w:val="VerbatimChar"/>
         </w:rPr>
-        <w:t xml:space="preserve">│   ├── config.py                        # Paths, constants, seeds</w:t>
+        <w:t xml:space="preserve">│   ├── config.py                        # 路径、常量、随机种子</w:t>
       </w:r>
       <w:r>
         <w:br/>
@@ -159,7 +159,7 @@
         <w:rPr>
           <w:rStyle w:val="VerbatimChar"/>
         </w:rPr>
-        <w:t xml:space="preserve">│   ├── data_loader.py                   # Load &amp; merge 2-row header</w:t>
+        <w:t xml:space="preserve">│   ├── data_loader.py                   # 加载并处理双行表头</w:t>
       </w:r>
       <w:r>
         <w:br/>
@@ -168,7 +168,7 @@
         <w:rPr>
           <w:rStyle w:val="VerbatimChar"/>
         </w:rPr>
-        <w:t xml:space="preserve">│   ├── preprocessing.py                 # Missing value imputation, encoding</w:t>
+        <w:t xml:space="preserve">│   ├── preprocessing.py                 # 缺失值填补、编码</w:t>
       </w:r>
       <w:r>
         <w:br/>
@@ -177,7 +177,7 @@
         <w:rPr>
           <w:rStyle w:val="VerbatimChar"/>
         </w:rPr>
-        <w:t xml:space="preserve">│   ├── feature_engineering.py           # Regex parsing, composite features</w:t>
+        <w:t xml:space="preserve">│   ├── feature_engineering.py           # 正则解析、复合特征</w:t>
       </w:r>
       <w:r>
         <w:br/>
@@ -186,7 +186,7 @@
         <w:rPr>
           <w:rStyle w:val="VerbatimChar"/>
         </w:rPr>
-        <w:t xml:space="preserve">│   ├── models.py                        # Model factory functions (6 models)</w:t>
+        <w:t xml:space="preserve">│   ├── models.py                        # 模型工厂函数（6个模型）</w:t>
       </w:r>
       <w:r>
         <w:br/>
@@ -195,7 +195,7 @@
         <w:rPr>
           <w:rStyle w:val="VerbatimChar"/>
         </w:rPr>
-        <w:t xml:space="preserve">│   ├── train.py                         # Nested CV + Optuna HP tuning</w:t>
+        <w:t xml:space="preserve">│   ├── train.py                         # 嵌套CV + Optuna超参调优</w:t>
       </w:r>
       <w:r>
         <w:br/>
@@ -204,7 +204,7 @@
         <w:rPr>
           <w:rStyle w:val="VerbatimChar"/>
         </w:rPr>
-        <w:t xml:space="preserve">│   ├── evaluate.py                      # Metrics, model comparison</w:t>
+        <w:t xml:space="preserve">│   ├── evaluate.py                      # 指标计算、模型对比</w:t>
       </w:r>
       <w:r>
         <w:br/>
@@ -213,7 +213,7 @@
         <w:rPr>
           <w:rStyle w:val="VerbatimChar"/>
         </w:rPr>
-        <w:t xml:space="preserve">│   ├── shap_analysis.py                 # SHAP computation &amp; visualization</w:t>
+        <w:t xml:space="preserve">│   ├── shap_analysis.py                 # SHAP计算与可视化</w:t>
       </w:r>
       <w:r>
         <w:br/>
@@ -222,7 +222,7 @@
         <w:rPr>
           <w:rStyle w:val="VerbatimChar"/>
         </w:rPr>
-        <w:t xml:space="preserve">│   └── plotting.py                      # Publication figures (300 DPI)</w:t>
+        <w:t xml:space="preserve">│   └── plotting.py                      # 论文图表（300 DPI）</w:t>
       </w:r>
       <w:r>
         <w:br/>
@@ -231,7 +231,7 @@
         <w:rPr>
           <w:rStyle w:val="VerbatimChar"/>
         </w:rPr>
-        <w:t xml:space="preserve">├── notebooks/                           # 7 notebooks (EDA → SHAP)</w:t>
+        <w:t xml:space="preserve">├── notebooks/                           # 7个notebook（EDA → SHAP）</w:t>
       </w:r>
       <w:r>
         <w:br/>
@@ -240,7 +240,7 @@
         <w:rPr>
           <w:rStyle w:val="VerbatimChar"/>
         </w:rPr>
-        <w:t xml:space="preserve">├── outputs/figures/ + tables/           # Final paper assets</w:t>
+        <w:t xml:space="preserve">├── outputs/figures/ + tables/           # 论文最终素材</w:t>
       </w:r>
       <w:r>
         <w:br/>
@@ -260,13 +260,13 @@
       </w:r>
     </w:p>
     <w:bookmarkEnd w:id="21"/>
-    <w:bookmarkStart w:id="22" w:name="step-1-data-loading-cleaning"/>
+    <w:bookmarkStart w:id="22" w:name="步骤1-数据加载与清洗"/>
     <w:p>
       <w:pPr>
         <w:pStyle w:val="Heading2"/>
       </w:pPr>
       <w:r>
-        <w:t xml:space="preserve">Step 1: Data Loading &amp; Cleaning</w:t>
+        <w:t xml:space="preserve">步骤1: 数据加载与清洗</w:t>
       </w:r>
     </w:p>
     <w:p>
@@ -278,7 +278,7 @@
           <w:bCs/>
           <w:b/>
         </w:rPr>
-        <w:t xml:space="preserve">File</w:t>
+        <w:t xml:space="preserve">文件</w:t>
       </w:r>
       <w:r>
         <w:t xml:space="preserve">:</w:t>
@@ -302,7 +302,7 @@
         <w:pStyle w:val="Compact"/>
       </w:pPr>
       <w:r>
-        <w:t xml:space="preserve">Read Excel with</w:t>
+        <w:t xml:space="preserve">以</w:t>
       </w:r>
       <w:r>
         <w:t xml:space="preserve"> </w:t>
@@ -314,7 +314,10 @@
         <w:t xml:space="preserve">header=None</w:t>
       </w:r>
       <w:r>
-        <w:t xml:space="preserve">, skip first 2 rows (merged header)</w:t>
+        <w:t xml:space="preserve"> </w:t>
+      </w:r>
+      <w:r>
+        <w:t xml:space="preserve">读取Excel，跳过前2行（合并表头）</w:t>
       </w:r>
     </w:p>
     <w:p>
@@ -326,7 +329,7 @@
         <w:pStyle w:val="Compact"/>
       </w:pPr>
       <w:r>
-        <w:t xml:space="preserve">Assign clean column names:</w:t>
+        <w:t xml:space="preserve">赋予规范列名:</w:t>
       </w:r>
       <w:r>
         <w:t xml:space="preserve"> </w:t>
@@ -543,7 +546,7 @@
           <w:bCs/>
           <w:b/>
         </w:rPr>
-        <w:t xml:space="preserve">Drop</w:t>
+        <w:t xml:space="preserve">丢弃</w:t>
       </w:r>
       <w:r>
         <w:t xml:space="preserve">:</w:t>
@@ -558,10 +561,7 @@
         <w:t xml:space="preserve">References</w:t>
       </w:r>
       <w:r>
-        <w:t xml:space="preserve"> </w:t>
-      </w:r>
-      <w:r>
-        <w:t xml:space="preserve">(literature citation, not a feature)</w:t>
+        <w:t xml:space="preserve">（文献引用，非特征）</w:t>
       </w:r>
     </w:p>
     <w:p>
@@ -573,7 +573,7 @@
         <w:pStyle w:val="Compact"/>
       </w:pPr>
       <w:r>
-        <w:t xml:space="preserve">Convert all numeric columns via</w:t>
+        <w:t xml:space="preserve">所有数值列通过</w:t>
       </w:r>
       <w:r>
         <w:t xml:space="preserve"> </w:t>
@@ -583,6 +583,12 @@
           <w:rStyle w:val="VerbatimChar"/>
         </w:rPr>
         <w:t xml:space="preserve">pd.to_numeric(errors='coerce')</w:t>
+      </w:r>
+      <w:r>
+        <w:t xml:space="preserve"> </w:t>
+      </w:r>
+      <w:r>
+        <w:t xml:space="preserve">转换</w:t>
       </w:r>
     </w:p>
     <w:p>
@@ -594,7 +600,7 @@
         <w:pStyle w:val="Compact"/>
       </w:pPr>
       <w:r>
-        <w:t xml:space="preserve">Normalize Unicode variants in</w:t>
+        <w:t xml:space="preserve">统一</w:t>
       </w:r>
       <w:r>
         <w:t xml:space="preserve"> </w:t>
@@ -609,7 +615,53 @@
         <w:t xml:space="preserve"> </w:t>
       </w:r>
       <w:r>
-        <w:t xml:space="preserve">(Mg(CH3COO)2·4H2O vs Mg(CH3COO)2⋅4H2O)</w:t>
+        <w:t xml:space="preserve">中的Unicode变体（Mg(CH3COO)2·4H2O vs Mg(CH3COO)2⋅4H2O）</w:t>
+      </w:r>
+    </w:p>
+    <w:p>
+      <w:pPr>
+        <w:numPr>
+          <w:ilvl w:val="0"/>
+          <w:numId w:val="1001"/>
+        </w:numPr>
+        <w:pStyle w:val="Compact"/>
+      </w:pPr>
+      <w:r>
+        <w:rPr>
+          <w:bCs/>
+          <w:b/>
+        </w:rPr>
+        <w:t xml:space="preserve">修正原始表头笔误</w:t>
+      </w:r>
+      <w:r>
+        <w:t xml:space="preserve">: 原始数据中该列写为</w:t>
+      </w:r>
+      <w:r>
+        <w:t xml:space="preserve"> </w:t>
+      </w:r>
+      <w:r>
+        <w:rPr>
+          <w:rStyle w:val="VerbatimChar"/>
+        </w:rPr>
+        <w:t xml:space="preserve">Vtoal(cm3/g)</w:t>
+      </w:r>
+      <w:r>
+        <w:t xml:space="preserve">，由于使用手动赋予规范列名，直接赋予正确名称</w:t>
+      </w:r>
+      <w:r>
+        <w:t xml:space="preserve"> </w:t>
+      </w:r>
+      <w:r>
+        <w:rPr>
+          <w:rStyle w:val="VerbatimChar"/>
+        </w:rPr>
+        <w:t xml:space="preserve">Vtotal_cm3_g</w:t>
+      </w:r>
+      <w:r>
+        <w:t xml:space="preserve"> </w:t>
+      </w:r>
+      <w:r>
+        <w:t xml:space="preserve">即可，无需额外处理</w:t>
       </w:r>
     </w:p>
     <w:p>
@@ -748,7 +800,7 @@
           <w:bCs/>
           <w:b/>
         </w:rPr>
-        <w:t xml:space="preserve">Column renaming for consistency</w:t>
+        <w:t xml:space="preserve">列值合并以保持一致性</w:t>
       </w:r>
       <w:r>
         <w:t xml:space="preserve">:</w:t>
@@ -769,7 +821,7 @@
         <w:t xml:space="preserve">Mg_loading_method</w:t>
       </w:r>
       <w:r>
-        <w:t xml:space="preserve">: merge</w:t>
+        <w:t xml:space="preserve">: 合并</w:t>
       </w:r>
       <w:r>
         <w:t xml:space="preserve"> </w:t>
@@ -787,7 +839,7 @@
         <w:t xml:space="preserve"> </w:t>
       </w:r>
       <w:r>
-        <w:t xml:space="preserve">and</w:t>
+        <w:t xml:space="preserve">和</w:t>
       </w:r>
       <w:r>
         <w:t xml:space="preserve"> </w:t>
@@ -802,20 +854,17 @@
         <w:t xml:space="preserve">”</w:t>
       </w:r>
       <w:r>
-        <w:t xml:space="preserve"> </w:t>
-      </w:r>
-      <w:r>
-        <w:t xml:space="preserve">(essentially the same method)</w:t>
+        <w:t xml:space="preserve">（本质上为同一种方法）</w:t>
       </w:r>
     </w:p>
     <w:bookmarkEnd w:id="22"/>
-    <w:bookmarkStart w:id="23" w:name="step-2-missing-value-handling"/>
+    <w:bookmarkStart w:id="23" w:name="步骤2-缺失值处理"/>
     <w:p>
       <w:pPr>
         <w:pStyle w:val="Heading2"/>
       </w:pPr>
       <w:r>
-        <w:t xml:space="preserve">Step 2: Missing Value Handling</w:t>
+        <w:t xml:space="preserve">步骤2: 缺失值处理</w:t>
       </w:r>
     </w:p>
     <w:p>
@@ -827,7 +876,7 @@
           <w:bCs/>
           <w:b/>
         </w:rPr>
-        <w:t xml:space="preserve">File</w:t>
+        <w:t xml:space="preserve">文件</w:t>
       </w:r>
       <w:r>
         <w:t xml:space="preserve">:</w:t>
@@ -854,7 +903,7 @@
         <w:t xml:space="preserve">真正缺失的列</w:t>
       </w:r>
       <w:r>
-        <w:t xml:space="preserve">（仅数值列存在数据缺失）：</w:t>
+        <w:t xml:space="preserve">（仅数值列存在数据缺失）:</w:t>
       </w:r>
     </w:p>
     <w:tbl>
@@ -876,7 +925,7 @@
               <w:jc w:val="left"/>
             </w:pPr>
             <w:r>
-              <w:t xml:space="preserve">Column</w:t>
+              <w:t xml:space="preserve">列名</w:t>
             </w:r>
           </w:p>
         </w:tc>
@@ -887,7 +936,7 @@
               <w:jc w:val="left"/>
             </w:pPr>
             <w:r>
-              <w:t xml:space="preserve">Missing %</w:t>
+              <w:t xml:space="preserve">缺失率</w:t>
             </w:r>
           </w:p>
         </w:tc>
@@ -898,7 +947,7 @@
               <w:jc w:val="left"/>
             </w:pPr>
             <w:r>
-              <w:t xml:space="preserve">Strategy</w:t>
+              <w:t xml:space="preserve">处理策略</w:t>
             </w:r>
           </w:p>
         </w:tc>
@@ -1003,7 +1052,29 @@
               <w:jc w:val="left"/>
             </w:pPr>
             <w:r>
-              <w:t xml:space="preserve">IterativeImputer (BayesianRidge, max_iter=20) — 对 CO2 吸附机理重要</w:t>
+              <w:t xml:space="preserve">IterativeImputer (BayesianRidge, max_iter=20) — 对CO2吸附机理重要。</w:t>
+            </w:r>
+            <w:r>
+              <w:rPr>
+                <w:bCs/>
+                <w:b/>
+              </w:rPr>
+              <w:t xml:space="preserve">插补后强制约束</w:t>
+            </w:r>
+            <w:r>
+              <w:t xml:space="preserve">:</w:t>
+            </w:r>
+            <w:r>
+              <w:t xml:space="preserve"> </w:t>
+            </w:r>
+            <w:r>
+              <w:rPr>
+                <w:rStyle w:val="VerbatimChar"/>
+              </w:rPr>
+              <w:t xml:space="preserve">Vmicro = min(Vmicro_imputed, Vtotal)</w:t>
+            </w:r>
+            <w:r>
+              <w:t xml:space="preserve">，防止出现Vmicro &gt; Vtotal的物理谬误</w:t>
             </w:r>
           </w:p>
         </w:tc>
@@ -1045,7 +1116,7 @@
               <w:t xml:space="preserve">双轨策略</w:t>
             </w:r>
             <w:r>
-              <w:t xml:space="preserve">: (A) 删除该特征; (B) IterativeImputer。比较后以 A 为主</w:t>
+              <w:t xml:space="preserve">: (A) 删除该特征; (B) IterativeImputer。比较后以A方案为主</w:t>
             </w:r>
           </w:p>
         </w:tc>
@@ -1063,10 +1134,7 @@
         <w:t xml:space="preserve">非缺失列</w:t>
       </w:r>
       <w:r>
-        <w:t xml:space="preserve">（NaN 已在上一步转为</w:t>
-      </w:r>
-      <w:r>
-        <w:t xml:space="preserve"> </w:t>
+        <w:t xml:space="preserve">（NaN已在上一步转为</w:t>
       </w:r>
       <w:r>
         <w:t xml:space="preserve">“</w:t>
@@ -1078,9 +1146,6 @@
         <w:t xml:space="preserve">”</w:t>
       </w:r>
       <w:r>
-        <w:t xml:space="preserve"> </w:t>
-      </w:r>
-      <w:r>
         <w:t xml:space="preserve">类别）：</w:t>
       </w:r>
       <w:r>
@@ -1162,9 +1227,6 @@
         <w:t xml:space="preserve">”</w:t>
       </w:r>
       <w:r>
-        <w:t xml:space="preserve"> </w:t>
-      </w:r>
-      <w:r>
         <w:t xml:space="preserve">代表该步骤未执行，是有意义的工艺信息</w:t>
       </w:r>
     </w:p>
@@ -1177,10 +1239,10 @@
           <w:bCs/>
           <w:b/>
         </w:rPr>
-        <w:t xml:space="preserve">Critical</w:t>
-      </w:r>
-      <w:r>
-        <w:t xml:space="preserve">: Fit all imputers on training set only, transform test set to avoid data leakage.</w:t>
+        <w:t xml:space="preserve">关键要求</w:t>
+      </w:r>
+      <w:r>
+        <w:t xml:space="preserve">: 所有填补器仅在训练集上fit，在测试集上transform，避免数据泄露。</w:t>
       </w:r>
     </w:p>
     <w:p>
@@ -1192,20 +1254,20 @@
           <w:bCs/>
           <w:b/>
         </w:rPr>
-        <w:t xml:space="preserve">Robustness check</w:t>
-      </w:r>
-      <w:r>
-        <w:t xml:space="preserve">: Train secondary model on 197 Vmicro-complete samples only (no imputation) and compare R².</w:t>
+        <w:t xml:space="preserve">稳健性检验</w:t>
+      </w:r>
+      <w:r>
+        <w:t xml:space="preserve">: 仅在197条Vmicro完整的样本上训练辅助模型（不填补），与主模型对比R²。</w:t>
       </w:r>
     </w:p>
     <w:bookmarkEnd w:id="23"/>
-    <w:bookmarkStart w:id="27" w:name="step-3-feature-engineering"/>
+    <w:bookmarkStart w:id="27" w:name="步骤3-特征工程"/>
     <w:p>
       <w:pPr>
         <w:pStyle w:val="Heading2"/>
       </w:pPr>
       <w:r>
-        <w:t xml:space="preserve">Step 3: Feature Engineering</w:t>
+        <w:t xml:space="preserve">步骤3: 特征工程</w:t>
       </w:r>
     </w:p>
     <w:p>
@@ -1217,7 +1279,7 @@
           <w:bCs/>
           <w:b/>
         </w:rPr>
-        <w:t xml:space="preserve">File</w:t>
+        <w:t xml:space="preserve">文件</w:t>
       </w:r>
       <w:r>
         <w:t xml:space="preserve">:</w:t>
@@ -1232,13 +1294,13 @@
         <w:t xml:space="preserve">src/feature_engineering.py</w:t>
       </w:r>
     </w:p>
-    <w:bookmarkStart w:id="24" w:name="X662e4db7421354657000b5675a033f3f4fc92fb"/>
+    <w:bookmarkStart w:id="24" w:name="a.-从文本列中解析数值参数"/>
     <w:p>
       <w:pPr>
         <w:pStyle w:val="Heading3"/>
       </w:pPr>
       <w:r>
-        <w:t xml:space="preserve">3a. Parse numerical values from text columns</w:t>
+        <w:t xml:space="preserve">3a. 从文本列中解析数值参数</w:t>
       </w:r>
     </w:p>
     <w:p>
@@ -1253,10 +1315,7 @@
         <w:t xml:space="preserve">核心思路</w:t>
       </w:r>
       <w:r>
-        <w:t xml:space="preserve">：5 个工艺列中，非</w:t>
-      </w:r>
-      <w:r>
-        <w:t xml:space="preserve"> </w:t>
+        <w:t xml:space="preserve">：5个工艺列中，非</w:t>
       </w:r>
       <w:r>
         <w:t xml:space="preserve">“</w:t>
@@ -1268,9 +1327,6 @@
         <w:t xml:space="preserve">”</w:t>
       </w:r>
       <w:r>
-        <w:t xml:space="preserve"> </w:t>
-      </w:r>
-      <w:r>
         <w:t xml:space="preserve">的文本包含温度、时间等数值信息，用正则提取为数值特征；同时保留分类特征表示工艺类型。</w:t>
       </w:r>
     </w:p>
@@ -1279,7 +1335,7 @@
         <w:pStyle w:val="BodyText"/>
       </w:pPr>
       <w:r>
-        <w:t xml:space="preserve">From</w:t>
+        <w:t xml:space="preserve">从</w:t>
       </w:r>
       <w:r>
         <w:t xml:space="preserve"> </w:t>
@@ -1294,7 +1350,7 @@
         <w:t xml:space="preserve"> </w:t>
       </w:r>
       <w:r>
-        <w:t xml:space="preserve">(e.g.,</w:t>
+        <w:t xml:space="preserve">提取（示例:</w:t>
       </w:r>
       <w:r>
         <w:t xml:space="preserve"> </w:t>
@@ -1324,7 +1380,7 @@
         <w:t xml:space="preserve">”</w:t>
       </w:r>
       <w:r>
-        <w:t xml:space="preserve">):</w:t>
+        <w:t xml:space="preserve">）:</w:t>
       </w:r>
       <w:r>
         <w:t xml:space="preserve"> </w:t>
@@ -1377,7 +1433,7 @@
         <w:pStyle w:val="BodyText"/>
       </w:pPr>
       <w:r>
-        <w:t xml:space="preserve">From</w:t>
+        <w:t xml:space="preserve">从</w:t>
       </w:r>
       <w:r>
         <w:t xml:space="preserve"> </w:t>
@@ -1392,10 +1448,7 @@
         <w:t xml:space="preserve"> </w:t>
       </w:r>
       <w:r>
-        <w:t xml:space="preserve">(332</w:t>
-      </w:r>
-      <w:r>
-        <w:t xml:space="preserve"> </w:t>
+        <w:t xml:space="preserve">提取（332条</w:t>
       </w:r>
       <w:r>
         <w:t xml:space="preserve">“</w:t>
@@ -1407,10 +1460,7 @@
         <w:t xml:space="preserve">”</w:t>
       </w:r>
       <w:r>
-        <w:t xml:space="preserve">, 9</w:t>
-      </w:r>
-      <w:r>
-        <w:t xml:space="preserve"> </w:t>
+        <w:t xml:space="preserve">, 9条</w:t>
       </w:r>
       <w:r>
         <w:t xml:space="preserve">“</w:t>
@@ -1422,7 +1472,7 @@
         <w:t xml:space="preserve">”</w:t>
       </w:r>
       <w:r>
-        <w:t xml:space="preserve">):</w:t>
+        <w:t xml:space="preserve">）:</w:t>
       </w:r>
       <w:r>
         <w:t xml:space="preserve"> </w:t>
@@ -1475,7 +1525,7 @@
         <w:pStyle w:val="BodyText"/>
       </w:pPr>
       <w:r>
-        <w:t xml:space="preserve">From</w:t>
+        <w:t xml:space="preserve">从</w:t>
       </w:r>
       <w:r>
         <w:t xml:space="preserve"> </w:t>
@@ -1490,7 +1540,7 @@
         <w:t xml:space="preserve"> </w:t>
       </w:r>
       <w:r>
-        <w:t xml:space="preserve">(e.g.,</w:t>
+        <w:t xml:space="preserve">提取（示例:</w:t>
       </w:r>
       <w:r>
         <w:t xml:space="preserve"> </w:t>
@@ -1535,7 +1585,7 @@
         <w:t xml:space="preserve">”</w:t>
       </w:r>
       <w:r>
-        <w:t xml:space="preserve">):</w:t>
+        <w:t xml:space="preserve">）:</w:t>
       </w:r>
       <w:r>
         <w:t xml:space="preserve"> </w:t>
@@ -1588,7 +1638,7 @@
         <w:pStyle w:val="BodyText"/>
       </w:pPr>
       <w:r>
-        <w:t xml:space="preserve">From</w:t>
+        <w:t xml:space="preserve">从</w:t>
       </w:r>
       <w:r>
         <w:t xml:space="preserve"> </w:t>
@@ -1603,10 +1653,7 @@
         <w:t xml:space="preserve"> </w:t>
       </w:r>
       <w:r>
-        <w:t xml:space="preserve">(167</w:t>
-      </w:r>
-      <w:r>
-        <w:t xml:space="preserve"> </w:t>
+        <w:t xml:space="preserve">提取（167条</w:t>
       </w:r>
       <w:r>
         <w:t xml:space="preserve">“</w:t>
@@ -1618,10 +1665,7 @@
         <w:t xml:space="preserve">”</w:t>
       </w:r>
       <w:r>
-        <w:t xml:space="preserve">, 157</w:t>
-      </w:r>
-      <w:r>
-        <w:t xml:space="preserve"> </w:t>
+        <w:t xml:space="preserve">, 157条</w:t>
       </w:r>
       <w:r>
         <w:t xml:space="preserve">“</w:t>
@@ -1633,10 +1677,7 @@
         <w:t xml:space="preserve">”</w:t>
       </w:r>
       <w:r>
-        <w:t xml:space="preserve">, 17</w:t>
-      </w:r>
-      <w:r>
-        <w:t xml:space="preserve"> </w:t>
+        <w:t xml:space="preserve">, 17条</w:t>
       </w:r>
       <w:r>
         <w:t xml:space="preserve">“</w:t>
@@ -1648,7 +1689,7 @@
         <w:t xml:space="preserve">”</w:t>
       </w:r>
       <w:r>
-        <w:t xml:space="preserve">):</w:t>
+        <w:t xml:space="preserve">）:</w:t>
       </w:r>
       <w:r>
         <w:t xml:space="preserve"> </w:t>
@@ -1701,7 +1742,7 @@
         <w:pStyle w:val="BodyText"/>
       </w:pPr>
       <w:r>
-        <w:t xml:space="preserve">From</w:t>
+        <w:t xml:space="preserve">从</w:t>
       </w:r>
       <w:r>
         <w:t xml:space="preserve"> </w:t>
@@ -1716,10 +1757,7 @@
         <w:t xml:space="preserve"> </w:t>
       </w:r>
       <w:r>
-        <w:t xml:space="preserve">(326</w:t>
-      </w:r>
-      <w:r>
-        <w:t xml:space="preserve"> </w:t>
+        <w:t xml:space="preserve">提取（326条</w:t>
       </w:r>
       <w:r>
         <w:t xml:space="preserve">“</w:t>
@@ -1731,10 +1769,7 @@
         <w:t xml:space="preserve">”</w:t>
       </w:r>
       <w:r>
-        <w:t xml:space="preserve">, 6</w:t>
-      </w:r>
-      <w:r>
-        <w:t xml:space="preserve"> </w:t>
+        <w:t xml:space="preserve">, 6条</w:t>
       </w:r>
       <w:r>
         <w:t xml:space="preserve">“</w:t>
@@ -1746,10 +1781,7 @@
         <w:t xml:space="preserve">”</w:t>
       </w:r>
       <w:r>
-        <w:t xml:space="preserve">, 5</w:t>
-      </w:r>
-      <w:r>
-        <w:t xml:space="preserve"> </w:t>
+        <w:t xml:space="preserve">, 5条</w:t>
       </w:r>
       <w:r>
         <w:t xml:space="preserve">“</w:t>
@@ -1761,10 +1793,7 @@
         <w:t xml:space="preserve">”</w:t>
       </w:r>
       <w:r>
-        <w:t xml:space="preserve">, 4</w:t>
-      </w:r>
-      <w:r>
-        <w:t xml:space="preserve"> </w:t>
+        <w:t xml:space="preserve">, 4条</w:t>
       </w:r>
       <w:r>
         <w:t xml:space="preserve">“</w:t>
@@ -1776,7 +1805,7 @@
         <w:t xml:space="preserve">”</w:t>
       </w:r>
       <w:r>
-        <w:t xml:space="preserve">):</w:t>
+        <w:t xml:space="preserve">）:</w:t>
       </w:r>
       <w:r>
         <w:t xml:space="preserve"> </w:t>
@@ -1798,13 +1827,13 @@
       </w:r>
     </w:p>
     <w:bookmarkEnd w:id="24"/>
-    <w:bookmarkStart w:id="25" w:name="b.-domain-informed-composite-features"/>
+    <w:bookmarkStart w:id="25" w:name="b.-领域知识复合特征"/>
     <w:p>
       <w:pPr>
         <w:pStyle w:val="Heading3"/>
       </w:pPr>
       <w:r>
-        <w:t xml:space="preserve">3b. Domain-informed composite features</w:t>
+        <w:t xml:space="preserve">3b. 领域知识复合特征</w:t>
       </w:r>
     </w:p>
     <w:tbl>
@@ -1826,7 +1855,7 @@
               <w:jc w:val="left"/>
             </w:pPr>
             <w:r>
-              <w:t xml:space="preserve">Feature</w:t>
+              <w:t xml:space="preserve">特征名</w:t>
             </w:r>
           </w:p>
         </w:tc>
@@ -1837,7 +1866,7 @@
               <w:jc w:val="left"/>
             </w:pPr>
             <w:r>
-              <w:t xml:space="preserve">Formula</w:t>
+              <w:t xml:space="preserve">公式</w:t>
             </w:r>
           </w:p>
         </w:tc>
@@ -1848,7 +1877,7 @@
               <w:jc w:val="left"/>
             </w:pPr>
             <w:r>
-              <w:t xml:space="preserve">Rationale</w:t>
+              <w:t xml:space="preserve">物理意义</w:t>
             </w:r>
           </w:p>
         </w:tc>
@@ -1886,7 +1915,7 @@
               <w:jc w:val="left"/>
             </w:pPr>
             <w:r>
-              <w:t xml:space="preserve">Mesopore volume</w:t>
+              <w:t xml:space="preserve">介孔体积</w:t>
             </w:r>
           </w:p>
         </w:tc>
@@ -1924,7 +1953,7 @@
               <w:jc w:val="left"/>
             </w:pPr>
             <w:r>
-              <w:t xml:space="preserve">Key for CO2 physisorption</w:t>
+              <w:t xml:space="preserve">微孔率，CO2物理吸附的关键指标</w:t>
             </w:r>
           </w:p>
         </w:tc>
@@ -1962,7 +1991,7 @@
               <w:jc w:val="left"/>
             </w:pPr>
             <w:r>
-              <w:t xml:space="preserve">MgO per unit surface area</w:t>
+              <w:t xml:space="preserve">单位表面积MgO负载量</w:t>
             </w:r>
           </w:p>
         </w:tc>
@@ -1989,7 +2018,7 @@
               <w:jc w:val="left"/>
             </w:pPr>
             <w:r>
-              <w:t xml:space="preserve">temperature * ln(pressure + 0.01)</w:t>
+              <w:t xml:space="preserve">T_C * ln(pressure + 0.01)</w:t>
             </w:r>
           </w:p>
         </w:tc>
@@ -2000,625 +2029,7 @@
               <w:jc w:val="left"/>
             </w:pPr>
             <w:r>
-              <w:t xml:space="preserve">Combined adsorption condition term</w:t>
-            </w:r>
-          </w:p>
-        </w:tc>
-      </w:tr>
-    </w:tbl>
-    <w:bookmarkEnd w:id="25"/>
-    <w:bookmarkStart w:id="26" w:name="c.-final-feature-set-25-features"/>
-    <w:p>
-      <w:pPr>
-        <w:pStyle w:val="Heading3"/>
-      </w:pPr>
-      <w:r>
-        <w:t xml:space="preserve">3c. Final feature set (~25 features)</w:t>
-      </w:r>
-    </w:p>
-    <w:p>
-      <w:pPr>
-        <w:pStyle w:val="FirstParagraph"/>
-      </w:pPr>
-      <w:r>
-        <w:rPr>
-          <w:bCs/>
-          <w:b/>
-        </w:rPr>
-        <w:t xml:space="preserve">Numerical (16-18)</w:t>
-      </w:r>
-      <w:r>
-        <w:t xml:space="preserve">: SBET, Vtotal, Vmicro, MgO_mass_ratio, temperature, pressure, act1_temp, act1_duration, act2_temp, act2_duration, carb1_temp, carb1_duration, carb2_temp, carb2_duration, Vmeso, microporosity, MgO_surface_density, T_lnP — optionally MgO_crystallite_size</w:t>
-      </w:r>
-    </w:p>
-    <w:p>
-      <w:pPr>
-        <w:pStyle w:val="BodyText"/>
-      </w:pPr>
-      <w:r>
-        <w:rPr>
-          <w:bCs/>
-          <w:b/>
-        </w:rPr>
-        <w:t xml:space="preserve">Categorical (8)</w:t>
-      </w:r>
-      <w:r>
-        <w:t xml:space="preserve"> </w:t>
-      </w:r>
-      <w:r>
-        <w:t xml:space="preserve">(OrdinalEncode for trees, TargetEncode for SVR/GPR): carbon_precursors, MgO_precursors, Mg_loading_method, act1_type, act2_type, carb1_type, carb2_type, post_treatment_type</w:t>
-      </w:r>
-    </w:p>
-    <w:bookmarkEnd w:id="26"/>
-    <w:bookmarkEnd w:id="27"/>
-    <w:bookmarkStart w:id="28" w:name="step-4-ml-models-6-total"/>
-    <w:p>
-      <w:pPr>
-        <w:pStyle w:val="Heading2"/>
-      </w:pPr>
-      <w:r>
-        <w:t xml:space="preserve">Step 4: ML Models (6 total)</w:t>
-      </w:r>
-    </w:p>
-    <w:p>
-      <w:pPr>
-        <w:pStyle w:val="FirstParagraph"/>
-      </w:pPr>
-      <w:r>
-        <w:rPr>
-          <w:bCs/>
-          <w:b/>
-        </w:rPr>
-        <w:t xml:space="preserve">File</w:t>
-      </w:r>
-      <w:r>
-        <w:t xml:space="preserve">:</w:t>
-      </w:r>
-      <w:r>
-        <w:t xml:space="preserve"> </w:t>
-      </w:r>
-      <w:r>
-        <w:rPr>
-          <w:rStyle w:val="VerbatimChar"/>
-        </w:rPr>
-        <w:t xml:space="preserve">src/models.py</w:t>
-      </w:r>
-    </w:p>
-    <w:p>
-      <w:pPr>
-        <w:numPr>
-          <w:ilvl w:val="0"/>
-          <w:numId w:val="1002"/>
-        </w:numPr>
-        <w:pStyle w:val="Compact"/>
-      </w:pPr>
-      <w:r>
-        <w:rPr>
-          <w:bCs/>
-          <w:b/>
-        </w:rPr>
-        <w:t xml:space="preserve">Random Forest</w:t>
-      </w:r>
-      <w:r>
-        <w:t xml:space="preserve"> </w:t>
-      </w:r>
-      <w:r>
-        <w:t xml:space="preserve">— baseline, robust to outliers</w:t>
-      </w:r>
-    </w:p>
-    <w:p>
-      <w:pPr>
-        <w:numPr>
-          <w:ilvl w:val="0"/>
-          <w:numId w:val="1002"/>
-        </w:numPr>
-        <w:pStyle w:val="Compact"/>
-      </w:pPr>
-      <w:r>
-        <w:rPr>
-          <w:bCs/>
-          <w:b/>
-        </w:rPr>
-        <w:t xml:space="preserve">XGBoost</w:t>
-      </w:r>
-      <w:r>
-        <w:t xml:space="preserve"> </w:t>
-      </w:r>
-      <w:r>
-        <w:t xml:space="preserve">— expected best performer, native NaN handling</w:t>
-      </w:r>
-    </w:p>
-    <w:p>
-      <w:pPr>
-        <w:numPr>
-          <w:ilvl w:val="0"/>
-          <w:numId w:val="1002"/>
-        </w:numPr>
-        <w:pStyle w:val="Compact"/>
-      </w:pPr>
-      <w:r>
-        <w:rPr>
-          <w:bCs/>
-          <w:b/>
-        </w:rPr>
-        <w:t xml:space="preserve">LightGBM</w:t>
-      </w:r>
-      <w:r>
-        <w:t xml:space="preserve"> </w:t>
-      </w:r>
-      <w:r>
-        <w:t xml:space="preserve">— fast, often competitive with XGBoost</w:t>
-      </w:r>
-    </w:p>
-    <w:p>
-      <w:pPr>
-        <w:numPr>
-          <w:ilvl w:val="0"/>
-          <w:numId w:val="1002"/>
-        </w:numPr>
-        <w:pStyle w:val="Compact"/>
-      </w:pPr>
-      <w:r>
-        <w:rPr>
-          <w:bCs/>
-          <w:b/>
-        </w:rPr>
-        <w:t xml:space="preserve">GradientBoostingRegressor</w:t>
-      </w:r>
-      <w:r>
-        <w:t xml:space="preserve"> </w:t>
-      </w:r>
-      <w:r>
-        <w:t xml:space="preserve">(sklearn) — traditional GBDT</w:t>
-      </w:r>
-    </w:p>
-    <w:p>
-      <w:pPr>
-        <w:numPr>
-          <w:ilvl w:val="0"/>
-          <w:numId w:val="1002"/>
-        </w:numPr>
-        <w:pStyle w:val="Compact"/>
-      </w:pPr>
-      <w:r>
-        <w:rPr>
-          <w:bCs/>
-          <w:b/>
-        </w:rPr>
-        <w:t xml:space="preserve">SVR</w:t>
-      </w:r>
-      <w:r>
-        <w:t xml:space="preserve"> </w:t>
-      </w:r>
-      <w:r>
-        <w:t xml:space="preserve">(RBF kernel) — requires StandardScaler + log1p target transform</w:t>
-      </w:r>
-    </w:p>
-    <w:p>
-      <w:pPr>
-        <w:numPr>
-          <w:ilvl w:val="0"/>
-          <w:numId w:val="1002"/>
-        </w:numPr>
-        <w:pStyle w:val="Compact"/>
-      </w:pPr>
-      <w:r>
-        <w:rPr>
-          <w:bCs/>
-          <w:b/>
-        </w:rPr>
-        <w:t xml:space="preserve">Gaussian Process Regression</w:t>
-      </w:r>
-      <w:r>
-        <w:t xml:space="preserve"> </w:t>
-      </w:r>
-      <w:r>
-        <w:t xml:space="preserve">— provides prediction uncertainty</w:t>
-      </w:r>
-    </w:p>
-    <w:p>
-      <w:pPr>
-        <w:pStyle w:val="FirstParagraph"/>
-      </w:pPr>
-      <w:r>
-        <w:rPr>
-          <w:bCs/>
-          <w:b/>
-        </w:rPr>
-        <w:t xml:space="preserve">Two preprocessing pipelines</w:t>
-      </w:r>
-      <w:r>
-        <w:t xml:space="preserve">:</w:t>
-      </w:r>
-      <w:r>
-        <w:t xml:space="preserve"> </w:t>
-      </w:r>
-      <w:r>
-        <w:t xml:space="preserve">-</w:t>
-      </w:r>
-      <w:r>
-        <w:t xml:space="preserve"> </w:t>
-      </w:r>
-      <w:r>
-        <w:rPr>
-          <w:bCs/>
-          <w:b/>
-        </w:rPr>
-        <w:t xml:space="preserve">Pipeline A (tree models)</w:t>
-      </w:r>
-      <w:r>
-        <w:t xml:space="preserve">: OrdinalEncoder for categoricals, no scaling needed</w:t>
-      </w:r>
-      <w:r>
-        <w:t xml:space="preserve"> </w:t>
-      </w:r>
-      <w:r>
-        <w:t xml:space="preserve">-</w:t>
-      </w:r>
-      <w:r>
-        <w:t xml:space="preserve"> </w:t>
-      </w:r>
-      <w:r>
-        <w:rPr>
-          <w:bCs/>
-          <w:b/>
-        </w:rPr>
-        <w:t xml:space="preserve">Pipeline B (SVR/GPR)</w:t>
-      </w:r>
-      <w:r>
-        <w:t xml:space="preserve">: TargetEncoder for high-cardinality categoricals, StandardScaler for all features, log1p(target)</w:t>
-      </w:r>
-    </w:p>
-    <w:bookmarkEnd w:id="28"/>
-    <w:bookmarkStart w:id="29" w:name="step-5-model-evaluation"/>
-    <w:p>
-      <w:pPr>
-        <w:pStyle w:val="Heading2"/>
-      </w:pPr>
-      <w:r>
-        <w:t xml:space="preserve">Step 5: Model Evaluation</w:t>
-      </w:r>
-    </w:p>
-    <w:p>
-      <w:pPr>
-        <w:pStyle w:val="FirstParagraph"/>
-      </w:pPr>
-      <w:r>
-        <w:rPr>
-          <w:bCs/>
-          <w:b/>
-        </w:rPr>
-        <w:t xml:space="preserve">File</w:t>
-      </w:r>
-      <w:r>
-        <w:t xml:space="preserve">:</w:t>
-      </w:r>
-      <w:r>
-        <w:t xml:space="preserve"> </w:t>
-      </w:r>
-      <w:r>
-        <w:rPr>
-          <w:rStyle w:val="VerbatimChar"/>
-        </w:rPr>
-        <w:t xml:space="preserve">src/train.py</w:t>
-      </w:r>
-      <w:r>
-        <w:t xml:space="preserve">,</w:t>
-      </w:r>
-      <w:r>
-        <w:t xml:space="preserve"> </w:t>
-      </w:r>
-      <w:r>
-        <w:rPr>
-          <w:rStyle w:val="VerbatimChar"/>
-        </w:rPr>
-        <w:t xml:space="preserve">src/evaluate.py</w:t>
-      </w:r>
-    </w:p>
-    <w:p>
-      <w:pPr>
-        <w:numPr>
-          <w:ilvl w:val="0"/>
-          <w:numId w:val="1003"/>
-        </w:numPr>
-        <w:pStyle w:val="Compact"/>
-      </w:pPr>
-      <w:r>
-        <w:rPr>
-          <w:bCs/>
-          <w:b/>
-        </w:rPr>
-        <w:t xml:space="preserve">Nested CV</w:t>
-      </w:r>
-      <w:r>
-        <w:t xml:space="preserve">: Outer 5-fold, inner 3-fold for unbiased performance estimation</w:t>
-      </w:r>
-    </w:p>
-    <w:p>
-      <w:pPr>
-        <w:numPr>
-          <w:ilvl w:val="0"/>
-          <w:numId w:val="1003"/>
-        </w:numPr>
-        <w:pStyle w:val="Compact"/>
-      </w:pPr>
-      <w:r>
-        <w:rPr>
-          <w:bCs/>
-          <w:b/>
-        </w:rPr>
-        <w:t xml:space="preserve">Group-aware</w:t>
-      </w:r>
-      <w:r>
-        <w:t xml:space="preserve">: Use</w:t>
-      </w:r>
-      <w:r>
-        <w:t xml:space="preserve"> </w:t>
-      </w:r>
-      <w:r>
-        <w:rPr>
-          <w:rStyle w:val="VerbatimChar"/>
-        </w:rPr>
-        <w:t xml:space="preserve">GroupKFold</w:t>
-      </w:r>
-      <w:r>
-        <w:t xml:space="preserve"> </w:t>
-      </w:r>
-      <w:r>
-        <w:t xml:space="preserve">with</w:t>
-      </w:r>
-      <w:r>
-        <w:t xml:space="preserve"> </w:t>
-      </w:r>
-      <w:r>
-        <w:rPr>
-          <w:rStyle w:val="VerbatimChar"/>
-        </w:rPr>
-        <w:t xml:space="preserve">study_group</w:t>
-      </w:r>
-      <w:r>
-        <w:t xml:space="preserve"> </w:t>
-      </w:r>
-      <w:r>
-        <w:t xml:space="preserve">(clustered from [carbon_precursor, MgO_precursor, method] combo) to detect batch effects</w:t>
-      </w:r>
-    </w:p>
-    <w:p>
-      <w:pPr>
-        <w:numPr>
-          <w:ilvl w:val="0"/>
-          <w:numId w:val="1003"/>
-        </w:numPr>
-        <w:pStyle w:val="Compact"/>
-      </w:pPr>
-      <w:r>
-        <w:rPr>
-          <w:bCs/>
-          <w:b/>
-        </w:rPr>
-        <w:t xml:space="preserve">Metrics</w:t>
-      </w:r>
-      <w:r>
-        <w:t xml:space="preserve">: R², RMSE (mg/g), MAE (mg/g), MAPE (%)</w:t>
-      </w:r>
-    </w:p>
-    <w:p>
-      <w:pPr>
-        <w:numPr>
-          <w:ilvl w:val="0"/>
-          <w:numId w:val="1003"/>
-        </w:numPr>
-        <w:pStyle w:val="Compact"/>
-      </w:pPr>
-      <w:r>
-        <w:rPr>
-          <w:bCs/>
-          <w:b/>
-        </w:rPr>
-        <w:t xml:space="preserve">HP tuning</w:t>
-      </w:r>
-      <w:r>
-        <w:t xml:space="preserve">: Optuna TPE, 100 trials per model, minimize RMSE</w:t>
-      </w:r>
-    </w:p>
-    <w:p>
-      <w:pPr>
-        <w:numPr>
-          <w:ilvl w:val="0"/>
-          <w:numId w:val="1003"/>
-        </w:numPr>
-        <w:pStyle w:val="Compact"/>
-      </w:pPr>
-      <w:r>
-        <w:rPr>
-          <w:bCs/>
-          <w:b/>
-        </w:rPr>
-        <w:t xml:space="preserve">Final model</w:t>
-      </w:r>
-      <w:r>
-        <w:t xml:space="preserve">: Train best model on full training data after HP tuning</w:t>
-      </w:r>
-    </w:p>
-    <w:p>
-      <w:pPr>
-        <w:numPr>
-          <w:ilvl w:val="0"/>
-          <w:numId w:val="1003"/>
-        </w:numPr>
-        <w:pStyle w:val="Compact"/>
-      </w:pPr>
-      <w:r>
-        <w:rPr>
-          <w:bCs/>
-          <w:b/>
-        </w:rPr>
-        <w:t xml:space="preserve">Ablation study</w:t>
-      </w:r>
-      <w:r>
-        <w:t xml:space="preserve">: Compare 4 feature sets (with/without MgO_crystallite_size, parsed vs raw text, Vmicro-imputed vs Vmicro-complete-only)</w:t>
-      </w:r>
-    </w:p>
-    <w:bookmarkEnd w:id="29"/>
-    <w:bookmarkStart w:id="30" w:name="step-6-shap-interpretability"/>
-    <w:p>
-      <w:pPr>
-        <w:pStyle w:val="Heading2"/>
-      </w:pPr>
-      <w:r>
-        <w:t xml:space="preserve">Step 6: SHAP Interpretability</w:t>
-      </w:r>
-    </w:p>
-    <w:p>
-      <w:pPr>
-        <w:pStyle w:val="FirstParagraph"/>
-      </w:pPr>
-      <w:r>
-        <w:rPr>
-          <w:bCs/>
-          <w:b/>
-        </w:rPr>
-        <w:t xml:space="preserve">File</w:t>
-      </w:r>
-      <w:r>
-        <w:t xml:space="preserve">:</w:t>
-      </w:r>
-      <w:r>
-        <w:t xml:space="preserve"> </w:t>
-      </w:r>
-      <w:r>
-        <w:rPr>
-          <w:rStyle w:val="VerbatimChar"/>
-        </w:rPr>
-        <w:t xml:space="preserve">src/shap_analysis.py</w:t>
-      </w:r>
-    </w:p>
-    <w:p>
-      <w:pPr>
-        <w:numPr>
-          <w:ilvl w:val="0"/>
-          <w:numId w:val="1004"/>
-        </w:numPr>
-        <w:pStyle w:val="Compact"/>
-      </w:pPr>
-      <w:r>
-        <w:rPr>
-          <w:bCs/>
-          <w:b/>
-        </w:rPr>
-        <w:t xml:space="preserve">TreeExplainer</w:t>
-      </w:r>
-      <w:r>
-        <w:t xml:space="preserve"> </w:t>
-      </w:r>
-      <w:r>
-        <w:t xml:space="preserve">for XGBoost/LightGBM (exact SHAP)</w:t>
-      </w:r>
-    </w:p>
-    <w:p>
-      <w:pPr>
-        <w:numPr>
-          <w:ilvl w:val="0"/>
-          <w:numId w:val="1004"/>
-        </w:numPr>
-        <w:pStyle w:val="Compact"/>
-      </w:pPr>
-      <w:r>
-        <w:rPr>
-          <w:bCs/>
-          <w:b/>
-        </w:rPr>
-        <w:t xml:space="preserve">KernelExplainer</w:t>
-      </w:r>
-      <w:r>
-        <w:t xml:space="preserve"> </w:t>
-      </w:r>
-      <w:r>
-        <w:t xml:space="preserve">for SVR/GPR (on 100-sample subset)</w:t>
-      </w:r>
-    </w:p>
-    <w:p>
-      <w:pPr>
-        <w:numPr>
-          <w:ilvl w:val="0"/>
-          <w:numId w:val="1004"/>
-        </w:numPr>
-        <w:pStyle w:val="Compact"/>
-      </w:pPr>
-      <w:r>
-        <w:t xml:space="preserve">Figures: beeswarm summary, bar plot, dependence plots for top 5 features, waterfall for best/worst predictions</w:t>
-      </w:r>
-    </w:p>
-    <w:bookmarkEnd w:id="30"/>
-    <w:bookmarkStart w:id="31" w:name="step-7-paper-figures"/>
-    <w:p>
-      <w:pPr>
-        <w:pStyle w:val="Heading2"/>
-      </w:pPr>
-      <w:r>
-        <w:t xml:space="preserve">Step 7: Paper Figures</w:t>
-      </w:r>
-    </w:p>
-    <w:p>
-      <w:pPr>
-        <w:pStyle w:val="FirstParagraph"/>
-      </w:pPr>
-      <w:r>
-        <w:rPr>
-          <w:bCs/>
-          <w:b/>
-        </w:rPr>
-        <w:t xml:space="preserve">File</w:t>
-      </w:r>
-      <w:r>
-        <w:t xml:space="preserve">:</w:t>
-      </w:r>
-      <w:r>
-        <w:t xml:space="preserve"> </w:t>
-      </w:r>
-      <w:r>
-        <w:rPr>
-          <w:rStyle w:val="VerbatimChar"/>
-        </w:rPr>
-        <w:t xml:space="preserve">src/plotting.py</w:t>
-      </w:r>
-      <w:r>
-        <w:t xml:space="preserve"> </w:t>
-      </w:r>
-      <w:r>
-        <w:t xml:space="preserve">(all 300 DPI, consistent seaborn style)</w:t>
-      </w:r>
-    </w:p>
-    <w:tbl>
-      <w:tblPr>
-        <w:tblStyle w:val="Table"/>
-        <w:tblW w:type="pct" w:w="5000.0"/>
-        <w:tblLook w:firstRow="1" w:lastRow="0" w:firstColumn="0" w:lastColumn="0" w:noHBand="0" w:noVBand="0" w:val="0020"/>
-      </w:tblPr>
-      <w:tblGrid>
-        <w:gridCol w:w="3960"/>
-        <w:gridCol w:w="3960"/>
-      </w:tblGrid>
-      <w:tr>
-        <w:tc>
-          <w:p>
-            <w:pPr>
-              <w:pStyle w:val="Compact"/>
-              <w:jc w:val="left"/>
-            </w:pPr>
-            <w:r>
-              <w:t xml:space="preserve">Fig</w:t>
-            </w:r>
-          </w:p>
-        </w:tc>
-        <w:tc>
-          <w:p>
-            <w:pPr>
-              <w:pStyle w:val="Compact"/>
-              <w:jc w:val="left"/>
-            </w:pPr>
-            <w:r>
-              <w:t xml:space="preserve">Content</w:t>
+              <w:t xml:space="preserve">吸附条件耦合项（吸附势理论）</w:t>
             </w:r>
           </w:p>
         </w:tc>
@@ -2631,7 +2042,10 @@
               <w:jc w:val="left"/>
             </w:pPr>
             <w:r>
-              <w:t xml:space="preserve">1</w:t>
+              <w:rPr>
+                <w:rStyle w:val="VerbatimChar"/>
+              </w:rPr>
+              <w:t xml:space="preserve">inv_T_K</w:t>
             </w:r>
           </w:p>
         </w:tc>
@@ -2642,7 +2056,1087 @@
               <w:jc w:val="left"/>
             </w:pPr>
             <w:r>
-              <w:t xml:space="preserve">Feature correlation heatmap (clustermap)</w:t>
+              <w:t xml:space="preserve">1 / (temperature_C + 273.15)</w:t>
+            </w:r>
+          </w:p>
+        </w:tc>
+        <w:tc>
+          <w:p>
+            <w:pPr>
+              <w:pStyle w:val="Compact"/>
+              <w:jc w:val="left"/>
+            </w:pPr>
+            <w:r>
+              <w:t xml:space="preserve">温度倒数（1/K），Clausius-Clapeyron / van’t Hoff方程中温度的自然变量形式</w:t>
+            </w:r>
+          </w:p>
+        </w:tc>
+      </w:tr>
+    </w:tbl>
+    <w:bookmarkEnd w:id="25"/>
+    <w:bookmarkStart w:id="26" w:name="c.-最终特征集约25个特征"/>
+    <w:p>
+      <w:pPr>
+        <w:pStyle w:val="Heading3"/>
+      </w:pPr>
+      <w:r>
+        <w:t xml:space="preserve">3c. 最终特征集（约25个特征）</w:t>
+      </w:r>
+    </w:p>
+    <w:p>
+      <w:pPr>
+        <w:pStyle w:val="FirstParagraph"/>
+      </w:pPr>
+      <w:r>
+        <w:rPr>
+          <w:bCs/>
+          <w:b/>
+        </w:rPr>
+        <w:t xml:space="preserve">数值特征（17-19个）</w:t>
+      </w:r>
+      <w:r>
+        <w:t xml:space="preserve">: SBET, Vtotal, Vmicro, MgO_mass_ratio, temperature, pressure, act1_temp, act1_duration, act2_temp, act2_duration, carb1_temp, carb1_duration, carb2_temp, carb2_duration, Vmeso, microporosity, MgO_surface_density, T_lnP, inv_T_K — 可选MgO_crystallite_size</w:t>
+      </w:r>
+    </w:p>
+    <w:p>
+      <w:pPr>
+        <w:pStyle w:val="BodyText"/>
+      </w:pPr>
+      <w:r>
+        <w:rPr>
+          <w:bCs/>
+          <w:b/>
+        </w:rPr>
+        <w:t xml:space="preserve">分类特征（8个）</w:t>
+      </w:r>
+      <w:r>
+        <w:t xml:space="preserve">（树模型用OrdinalEncode，SVR/GPR用TargetEncode）: carbon_precursors, MgO_precursors, Mg_loading_method, act1_type, act2_type, carb1_type, carb2_type, post_treatment_type</w:t>
+      </w:r>
+    </w:p>
+    <w:bookmarkEnd w:id="26"/>
+    <w:bookmarkEnd w:id="27"/>
+    <w:bookmarkStart w:id="28" w:name="步骤4-ml模型共9个2个线性基线-7个非线性模型"/>
+    <w:p>
+      <w:pPr>
+        <w:pStyle w:val="Heading2"/>
+      </w:pPr>
+      <w:r>
+        <w:t xml:space="preserve">步骤4: ML模型（共9个：2个线性基线 + 7个非线性模型）</w:t>
+      </w:r>
+    </w:p>
+    <w:p>
+      <w:pPr>
+        <w:pStyle w:val="FirstParagraph"/>
+      </w:pPr>
+      <w:r>
+        <w:rPr>
+          <w:bCs/>
+          <w:b/>
+        </w:rPr>
+        <w:t xml:space="preserve">文件</w:t>
+      </w:r>
+      <w:r>
+        <w:t xml:space="preserve">:</w:t>
+      </w:r>
+      <w:r>
+        <w:t xml:space="preserve"> </w:t>
+      </w:r>
+      <w:r>
+        <w:rPr>
+          <w:rStyle w:val="VerbatimChar"/>
+        </w:rPr>
+        <w:t xml:space="preserve">src/models.py</w:t>
+      </w:r>
+    </w:p>
+    <w:p>
+      <w:pPr>
+        <w:pStyle w:val="BodyText"/>
+      </w:pPr>
+      <w:r>
+        <w:rPr>
+          <w:bCs/>
+          <w:b/>
+        </w:rPr>
+        <w:t xml:space="preserve">线性基线</w:t>
+      </w:r>
+      <w:r>
+        <w:t xml:space="preserve">（证明非线性建模的必要性）:</w:t>
+      </w:r>
+      <w:r>
+        <w:t xml:space="preserve"> </w:t>
+      </w:r>
+      <w:r>
+        <w:t xml:space="preserve">1.</w:t>
+      </w:r>
+      <w:r>
+        <w:t xml:space="preserve"> </w:t>
+      </w:r>
+      <w:r>
+        <w:rPr>
+          <w:bCs/>
+          <w:b/>
+        </w:rPr>
+        <w:t xml:space="preserve">Ridge 回归</w:t>
+      </w:r>
+      <w:r>
+        <w:t xml:space="preserve"> </w:t>
+      </w:r>
+      <w:r>
+        <w:t xml:space="preserve">— L2 正则化线性模型，作为简单基线；系数符号和大小可用于验证物理直觉</w:t>
+      </w:r>
+      <w:r>
+        <w:t xml:space="preserve"> </w:t>
+      </w:r>
+      <w:r>
+        <w:t xml:space="preserve">2.</w:t>
+      </w:r>
+      <w:r>
+        <w:t xml:space="preserve"> </w:t>
+      </w:r>
+      <w:r>
+        <w:rPr>
+          <w:bCs/>
+          <w:b/>
+        </w:rPr>
+        <w:t xml:space="preserve">Lasso 回归</w:t>
+      </w:r>
+      <w:r>
+        <w:t xml:space="preserve"> </w:t>
+      </w:r>
+      <w:r>
+        <w:t xml:space="preserve">— L1 正则化，自带特征选择，可观察哪些特征被压缩到零</w:t>
+      </w:r>
+    </w:p>
+    <w:p>
+      <w:pPr>
+        <w:pStyle w:val="BodyText"/>
+      </w:pPr>
+      <w:r>
+        <w:rPr>
+          <w:bCs/>
+          <w:b/>
+        </w:rPr>
+        <w:t xml:space="preserve">非线性模型</w:t>
+      </w:r>
+      <w:r>
+        <w:t xml:space="preserve">:</w:t>
+      </w:r>
+      <w:r>
+        <w:t xml:space="preserve"> </w:t>
+      </w:r>
+      <w:r>
+        <w:t xml:space="preserve">3.</w:t>
+      </w:r>
+      <w:r>
+        <w:t xml:space="preserve"> </w:t>
+      </w:r>
+      <w:r>
+        <w:rPr>
+          <w:bCs/>
+          <w:b/>
+        </w:rPr>
+        <w:t xml:space="preserve">Random Forest</w:t>
+      </w:r>
+      <w:r>
+        <w:t xml:space="preserve"> </w:t>
+      </w:r>
+      <w:r>
+        <w:t xml:space="preserve">— 集成基线，对异常值鲁棒</w:t>
+      </w:r>
+      <w:r>
+        <w:t xml:space="preserve"> </w:t>
+      </w:r>
+      <w:r>
+        <w:t xml:space="preserve">4.</w:t>
+      </w:r>
+      <w:r>
+        <w:t xml:space="preserve"> </w:t>
+      </w:r>
+      <w:r>
+        <w:rPr>
+          <w:bCs/>
+          <w:b/>
+        </w:rPr>
+        <w:t xml:space="preserve">XGBoost</w:t>
+      </w:r>
+      <w:r>
+        <w:t xml:space="preserve"> </w:t>
+      </w:r>
+      <w:r>
+        <w:t xml:space="preserve">— 预期最优，原生支持NaN处理</w:t>
+      </w:r>
+      <w:r>
+        <w:t xml:space="preserve"> </w:t>
+      </w:r>
+      <w:r>
+        <w:t xml:space="preserve">5.</w:t>
+      </w:r>
+      <w:r>
+        <w:t xml:space="preserve"> </w:t>
+      </w:r>
+      <w:r>
+        <w:rPr>
+          <w:bCs/>
+          <w:b/>
+        </w:rPr>
+        <w:t xml:space="preserve">LightGBM</w:t>
+      </w:r>
+      <w:r>
+        <w:t xml:space="preserve"> </w:t>
+      </w:r>
+      <w:r>
+        <w:t xml:space="preserve">— 训练速度快，通常与XGBoost性能相近</w:t>
+      </w:r>
+      <w:r>
+        <w:t xml:space="preserve"> </w:t>
+      </w:r>
+      <w:r>
+        <w:t xml:space="preserve">6.</w:t>
+      </w:r>
+      <w:r>
+        <w:t xml:space="preserve"> </w:t>
+      </w:r>
+      <w:r>
+        <w:rPr>
+          <w:bCs/>
+          <w:b/>
+        </w:rPr>
+        <w:t xml:space="preserve">GradientBoostingRegressor</w:t>
+      </w:r>
+      <w:r>
+        <w:t xml:space="preserve"> </w:t>
+      </w:r>
+      <w:r>
+        <w:t xml:space="preserve">(sklearn) — 传统GBDT</w:t>
+      </w:r>
+      <w:r>
+        <w:t xml:space="preserve"> </w:t>
+      </w:r>
+      <w:r>
+        <w:t xml:space="preserve">7.</w:t>
+      </w:r>
+      <w:r>
+        <w:t xml:space="preserve"> </w:t>
+      </w:r>
+      <w:r>
+        <w:rPr>
+          <w:bCs/>
+          <w:b/>
+        </w:rPr>
+        <w:t xml:space="preserve">SVR</w:t>
+      </w:r>
+      <w:r>
+        <w:t xml:space="preserve"> </w:t>
+      </w:r>
+      <w:r>
+        <w:t xml:space="preserve">(RBF核) — 需要StandardScaler + 目标变量log1p变换</w:t>
+      </w:r>
+      <w:r>
+        <w:t xml:space="preserve"> </w:t>
+      </w:r>
+      <w:r>
+        <w:t xml:space="preserve">8.</w:t>
+      </w:r>
+      <w:r>
+        <w:t xml:space="preserve"> </w:t>
+      </w:r>
+      <w:r>
+        <w:rPr>
+          <w:bCs/>
+          <w:b/>
+        </w:rPr>
+        <w:t xml:space="preserve">Gaussian Process Regression</w:t>
+      </w:r>
+      <w:r>
+        <w:t xml:space="preserve"> </w:t>
+      </w:r>
+      <w:r>
+        <w:t xml:space="preserve">— 提供预测不确定性</w:t>
+      </w:r>
+      <w:r>
+        <w:t xml:space="preserve"> </w:t>
+      </w:r>
+      <w:r>
+        <w:t xml:space="preserve">9.</w:t>
+      </w:r>
+      <w:r>
+        <w:t xml:space="preserve"> </w:t>
+      </w:r>
+      <w:r>
+        <w:rPr>
+          <w:bCs/>
+          <w:b/>
+        </w:rPr>
+        <w:t xml:space="preserve">TabPFN (TabPFNRegressor)</w:t>
+      </w:r>
+      <w:r>
+        <w:t xml:space="preserve"> </w:t>
+      </w:r>
+      <w:r>
+        <w:t xml:space="preserve">— 表格基础模型（Nature 2025, Hollmann et al.），基于Transformer的预训练先验数据拟合网络，无需超参调优。作为深度学习基线，对比</w:t>
+      </w:r>
+      <w:r>
+        <w:t xml:space="preserve">“</w:t>
+      </w:r>
+      <w:r>
+        <w:t xml:space="preserve">传统ML</w:t>
+      </w:r>
+      <w:r>
+        <w:t xml:space="preserve">”</w:t>
+      </w:r>
+      <w:r>
+        <w:t xml:space="preserve">与</w:t>
+      </w:r>
+      <w:r>
+        <w:t xml:space="preserve">“</w:t>
+      </w:r>
+      <w:r>
+        <w:t xml:space="preserve">基础模型</w:t>
+      </w:r>
+      <w:r>
+        <w:t xml:space="preserve">”</w:t>
+      </w:r>
+      <w:r>
+        <w:t xml:space="preserve">范式在小样本表格回归上的表现</w:t>
+      </w:r>
+    </w:p>
+    <w:p>
+      <w:pPr>
+        <w:pStyle w:val="BodyText"/>
+      </w:pPr>
+      <w:r>
+        <w:rPr>
+          <w:bCs/>
+          <w:b/>
+        </w:rPr>
+        <w:t xml:space="preserve">四条预处理管道</w:t>
+      </w:r>
+      <w:r>
+        <w:t xml:space="preserve">:</w:t>
+      </w:r>
+      <w:r>
+        <w:t xml:space="preserve"> </w:t>
+      </w:r>
+      <w:r>
+        <w:t xml:space="preserve">-</w:t>
+      </w:r>
+      <w:r>
+        <w:t xml:space="preserve"> </w:t>
+      </w:r>
+      <w:r>
+        <w:rPr>
+          <w:bCs/>
+          <w:b/>
+        </w:rPr>
+        <w:t xml:space="preserve">管道A（线性模型）</w:t>
+      </w:r>
+      <w:r>
+        <w:t xml:space="preserve">: 分类变量用OneHotEncoder（稀疏性可接受），数值特征做StandardScaler，缺失值用SimpleImputer(median)填充解析列的NaN。Ridge/Lasso 的 alpha 通过内层CV调优</w:t>
+      </w:r>
+      <w:r>
+        <w:t xml:space="preserve"> </w:t>
+      </w:r>
+      <w:r>
+        <w:t xml:space="preserve">-</w:t>
+      </w:r>
+      <w:r>
+        <w:t xml:space="preserve"> </w:t>
+      </w:r>
+      <w:r>
+        <w:rPr>
+          <w:bCs/>
+          <w:b/>
+        </w:rPr>
+        <w:t xml:space="preserve">管道B（树模型）</w:t>
+      </w:r>
+      <w:r>
+        <w:t xml:space="preserve">: 分类变量用OrdinalEncoder，数值特征原生支持NaN，无需缩放</w:t>
+      </w:r>
+      <w:r>
+        <w:t xml:space="preserve"> </w:t>
+      </w:r>
+      <w:r>
+        <w:t xml:space="preserve">-</w:t>
+      </w:r>
+      <w:r>
+        <w:t xml:space="preserve"> </w:t>
+      </w:r>
+      <w:r>
+        <w:rPr>
+          <w:bCs/>
+          <w:b/>
+        </w:rPr>
+        <w:t xml:space="preserve">管道C（SVR/GPR）</w:t>
+      </w:r>
+      <w:r>
+        <w:t xml:space="preserve">: 高基数分类变量用TargetEncoder，所有特征做StandardScaler，目标变量做log1p变换，缺失值用SimpleImputer(median)填充解析列的NaN</w:t>
+      </w:r>
+      <w:r>
+        <w:t xml:space="preserve"> </w:t>
+      </w:r>
+      <w:r>
+        <w:t xml:space="preserve">-</w:t>
+      </w:r>
+      <w:r>
+        <w:t xml:space="preserve"> </w:t>
+      </w:r>
+      <w:r>
+        <w:rPr>
+          <w:bCs/>
+          <w:b/>
+        </w:rPr>
+        <w:t xml:space="preserve">管道D（TabPFN）</w:t>
+      </w:r>
+      <w:r>
+        <w:t xml:space="preserve">: 分类变量用OrdinalEncoder，无需缩放（TabPFN内置PowerTransformer/QuantileTransformer/RobustScaler集成预处理），NaN可直接传入（TabPFN原生处理缺失值）。无需超参调优——作为唯一零超参模型，直接参与嵌套CV评估</w:t>
+      </w:r>
+    </w:p>
+    <w:bookmarkEnd w:id="28"/>
+    <w:bookmarkStart w:id="29" w:name="步骤5-模型评估"/>
+    <w:p>
+      <w:pPr>
+        <w:pStyle w:val="Heading2"/>
+      </w:pPr>
+      <w:r>
+        <w:t xml:space="preserve">步骤5: 模型评估</w:t>
+      </w:r>
+    </w:p>
+    <w:p>
+      <w:pPr>
+        <w:pStyle w:val="FirstParagraph"/>
+      </w:pPr>
+      <w:r>
+        <w:rPr>
+          <w:bCs/>
+          <w:b/>
+        </w:rPr>
+        <w:t xml:space="preserve">文件</w:t>
+      </w:r>
+      <w:r>
+        <w:t xml:space="preserve">:</w:t>
+      </w:r>
+      <w:r>
+        <w:t xml:space="preserve"> </w:t>
+      </w:r>
+      <w:r>
+        <w:rPr>
+          <w:rStyle w:val="VerbatimChar"/>
+        </w:rPr>
+        <w:t xml:space="preserve">src/train.py</w:t>
+      </w:r>
+      <w:r>
+        <w:t xml:space="preserve">,</w:t>
+      </w:r>
+      <w:r>
+        <w:t xml:space="preserve"> </w:t>
+      </w:r>
+      <w:r>
+        <w:rPr>
+          <w:rStyle w:val="VerbatimChar"/>
+        </w:rPr>
+        <w:t xml:space="preserve">src/evaluate.py</w:t>
+      </w:r>
+    </w:p>
+    <w:p>
+      <w:pPr>
+        <w:numPr>
+          <w:ilvl w:val="0"/>
+          <w:numId w:val="1002"/>
+        </w:numPr>
+        <w:pStyle w:val="Compact"/>
+      </w:pPr>
+      <w:r>
+        <w:rPr>
+          <w:bCs/>
+          <w:b/>
+        </w:rPr>
+        <w:t xml:space="preserve">嵌套CV</w:t>
+      </w:r>
+      <w:r>
+        <w:t xml:space="preserve">: 外层5折，内层3折，获得无偏性能估计</w:t>
+      </w:r>
+    </w:p>
+    <w:p>
+      <w:pPr>
+        <w:numPr>
+          <w:ilvl w:val="0"/>
+          <w:numId w:val="1002"/>
+        </w:numPr>
+        <w:pStyle w:val="Compact"/>
+      </w:pPr>
+      <w:r>
+        <w:rPr>
+          <w:bCs/>
+          <w:b/>
+        </w:rPr>
+        <w:t xml:space="preserve">分层分组交叉验证</w:t>
+      </w:r>
+      <w:r>
+        <w:t xml:space="preserve">: 使用</w:t>
+      </w:r>
+      <w:r>
+        <w:t xml:space="preserve"> </w:t>
+      </w:r>
+      <w:r>
+        <w:rPr>
+          <w:rStyle w:val="VerbatimChar"/>
+        </w:rPr>
+        <w:t xml:space="preserve">StratifiedGroupKFold</w:t>
+      </w:r>
+      <w:r>
+        <w:t xml:space="preserve">（以CO2 uptake分箱值为分层标签，</w:t>
+      </w:r>
+      <w:r>
+        <w:rPr>
+          <w:rStyle w:val="VerbatimChar"/>
+        </w:rPr>
+        <w:t xml:space="preserve">study_group</w:t>
+      </w:r>
+      <w:r>
+        <w:t xml:space="preserve"> </w:t>
+      </w:r>
+      <w:r>
+        <w:t xml:space="preserve">为分组依据），确保每折CO2吸附量分布有代表性，同时防止同一研究的样本泄露到不同折。与普通GroupKFold对比，评估分层带来的改善。</w:t>
+      </w:r>
+    </w:p>
+    <w:p>
+      <w:pPr>
+        <w:numPr>
+          <w:ilvl w:val="1"/>
+          <w:numId w:val="1003"/>
+        </w:numPr>
+        <w:pStyle w:val="Compact"/>
+      </w:pPr>
+      <w:r>
+        <w:t xml:space="preserve">分层方案：将 CO2 uptake 按其分布切分为 5 个箱（q20/q40/q60/q80 分位数），生成分层标签</w:t>
+      </w:r>
+    </w:p>
+    <w:p>
+      <w:pPr>
+        <w:numPr>
+          <w:ilvl w:val="1"/>
+          <w:numId w:val="1003"/>
+        </w:numPr>
+        <w:pStyle w:val="Compact"/>
+      </w:pPr>
+      <w:r>
+        <w:rPr>
+          <w:rStyle w:val="VerbatimChar"/>
+        </w:rPr>
+        <w:t xml:space="preserve">StratifiedGroupKFold</w:t>
+      </w:r>
+      <w:r>
+        <w:t xml:space="preserve"> </w:t>
+      </w:r>
+      <w:r>
+        <w:t xml:space="preserve">实现：sklearn 未原生提供，使用</w:t>
+      </w:r>
+      <w:r>
+        <w:t xml:space="preserve"> </w:t>
+      </w:r>
+      <w:r>
+        <w:rPr>
+          <w:rStyle w:val="VerbatimChar"/>
+        </w:rPr>
+        <w:t xml:space="preserve">sklearn.model_selection.StratifiedKFold</w:t>
+      </w:r>
+      <w:r>
+        <w:t xml:space="preserve"> </w:t>
+      </w:r>
+      <w:r>
+        <w:t xml:space="preserve">对分箱标签分层，再在每折内验证 group 无交叉污染；若存在污染则回退到 GroupKFold</w:t>
+      </w:r>
+    </w:p>
+    <w:p>
+      <w:pPr>
+        <w:numPr>
+          <w:ilvl w:val="0"/>
+          <w:numId w:val="1002"/>
+        </w:numPr>
+        <w:pStyle w:val="Compact"/>
+      </w:pPr>
+      <w:r>
+        <w:rPr>
+          <w:bCs/>
+          <w:b/>
+        </w:rPr>
+        <w:t xml:space="preserve">样本权重（Sample Weights）</w:t>
+      </w:r>
+      <w:r>
+        <w:t xml:space="preserve">: XGBoost/LightGBM 训练时，根据目标值密度分配样本权重，使稀有吸附量区间的样本获得更高权重，缓解类别不平衡导致的尾部预测偏差。</w:t>
+      </w:r>
+    </w:p>
+    <w:p>
+      <w:pPr>
+        <w:numPr>
+          <w:ilvl w:val="1"/>
+          <w:numId w:val="1004"/>
+        </w:numPr>
+        <w:pStyle w:val="Compact"/>
+      </w:pPr>
+      <w:r>
+        <w:t xml:space="preserve">实现：对 CO2 uptake 做核密度估计（KDE），</w:t>
+      </w:r>
+      <w:r>
+        <w:rPr>
+          <w:rStyle w:val="VerbatimChar"/>
+        </w:rPr>
+        <w:t xml:space="preserve">sample_weight = 1 / density</w:t>
+      </w:r>
+      <w:r>
+        <w:t xml:space="preserve">，归一化到均值为 1</w:t>
+      </w:r>
+    </w:p>
+    <w:p>
+      <w:pPr>
+        <w:numPr>
+          <w:ilvl w:val="1"/>
+          <w:numId w:val="1004"/>
+        </w:numPr>
+        <w:pStyle w:val="Compact"/>
+      </w:pPr>
+      <w:r>
+        <w:t xml:space="preserve">作为可选增强：对每个模型分别训练加权/不加权版本，对比尾部（</w:t>
+      </w:r>
+      <w:r>
+        <w:t xml:space="preserve">q90）的 RMSE</w:t>
+      </w:r>
+    </w:p>
+    <w:p>
+      <w:pPr>
+        <w:numPr>
+          <w:ilvl w:val="0"/>
+          <w:numId w:val="1002"/>
+        </w:numPr>
+        <w:pStyle w:val="Compact"/>
+      </w:pPr>
+      <w:r>
+        <w:rPr>
+          <w:bCs/>
+          <w:b/>
+        </w:rPr>
+        <w:t xml:space="preserve">评估指标</w:t>
+      </w:r>
+      <w:r>
+        <w:t xml:space="preserve">: R², RMSE (mg/g), MAE (mg/g), MAPE (%), 额外报告 q10/q90 尾部 RMSE</w:t>
+      </w:r>
+    </w:p>
+    <w:p>
+      <w:pPr>
+        <w:numPr>
+          <w:ilvl w:val="0"/>
+          <w:numId w:val="1002"/>
+        </w:numPr>
+        <w:pStyle w:val="Compact"/>
+      </w:pPr>
+      <w:r>
+        <w:rPr>
+          <w:bCs/>
+          <w:b/>
+        </w:rPr>
+        <w:t xml:space="preserve">超参调优</w:t>
+      </w:r>
+      <w:r>
+        <w:t xml:space="preserve">: Optuna TPE，每模型100次试验（TabPFN除外——零超参模型），最小化RMSE</w:t>
+      </w:r>
+    </w:p>
+    <w:p>
+      <w:pPr>
+        <w:numPr>
+          <w:ilvl w:val="0"/>
+          <w:numId w:val="1002"/>
+        </w:numPr>
+        <w:pStyle w:val="Compact"/>
+      </w:pPr>
+      <w:r>
+        <w:rPr>
+          <w:bCs/>
+          <w:b/>
+        </w:rPr>
+        <w:t xml:space="preserve">最终模型</w:t>
+      </w:r>
+      <w:r>
+        <w:t xml:space="preserve">: 超参确定后在全量训练数据上训练最优模型</w:t>
+      </w:r>
+    </w:p>
+    <w:p>
+      <w:pPr>
+        <w:numPr>
+          <w:ilvl w:val="0"/>
+          <w:numId w:val="1002"/>
+        </w:numPr>
+        <w:pStyle w:val="Compact"/>
+      </w:pPr>
+      <w:r>
+        <w:rPr>
+          <w:bCs/>
+          <w:b/>
+        </w:rPr>
+        <w:t xml:space="preserve">线性-非线性性能差距</w:t>
+      </w:r>
+      <w:r>
+        <w:t xml:space="preserve">: 若最优非线性模型的 R² 仅略高于 Ridge（差距 &lt; 0.05），则论文重心应从</w:t>
+      </w:r>
+      <w:r>
+        <w:t xml:space="preserve">“</w:t>
+      </w:r>
+      <w:r>
+        <w:t xml:space="preserve">非线性建模</w:t>
+      </w:r>
+      <w:r>
+        <w:t xml:space="preserve">”</w:t>
+      </w:r>
+      <w:r>
+        <w:t xml:space="preserve">转向</w:t>
+      </w:r>
+      <w:r>
+        <w:t xml:space="preserve">“</w:t>
+      </w:r>
+      <w:r>
+        <w:t xml:space="preserve">特征本身即具有强预测力</w:t>
+      </w:r>
+      <w:r>
+        <w:t xml:space="preserve">”</w:t>
+      </w:r>
+      <w:r>
+        <w:t xml:space="preserve">的讨论；反之，若差距 &gt; 0.10，则非线性建模的必要性得到有力支撑</w:t>
+      </w:r>
+    </w:p>
+    <w:p>
+      <w:pPr>
+        <w:numPr>
+          <w:ilvl w:val="0"/>
+          <w:numId w:val="1002"/>
+        </w:numPr>
+        <w:pStyle w:val="Compact"/>
+      </w:pPr>
+      <w:r>
+        <w:rPr>
+          <w:bCs/>
+          <w:b/>
+        </w:rPr>
+        <w:t xml:space="preserve">TabPFN 与传统ML对比</w:t>
+      </w:r>
+      <w:r>
+        <w:t xml:space="preserve">: 若 TabPFN 在零超参条件下达到与传统调优模型相当的 R²（差距 &lt; 0.03），则基础模型范式的优势得到强支撑——这一发现本身具备发表价值。同时对比 TabPFN 使用原始含NaN数据 vs 填补后数据的性能差异，评估其原生缺失值处理的有效性</w:t>
+      </w:r>
+    </w:p>
+    <w:p>
+      <w:pPr>
+        <w:numPr>
+          <w:ilvl w:val="0"/>
+          <w:numId w:val="1002"/>
+        </w:numPr>
+        <w:pStyle w:val="Compact"/>
+      </w:pPr>
+      <w:r>
+        <w:rPr>
+          <w:bCs/>
+          <w:b/>
+        </w:rPr>
+        <w:t xml:space="preserve">消融实验</w:t>
+      </w:r>
+      <w:r>
+        <w:t xml:space="preserve">: 比较4种特征集（含/不含MgO_crystallite_size、解析特征 vs 原始文本、Vmicro填补 vs 仅Vmicro完整样本）</w:t>
+      </w:r>
+    </w:p>
+    <w:bookmarkEnd w:id="29"/>
+    <w:bookmarkStart w:id="32" w:name="步骤6-shap可解释性分析"/>
+    <w:p>
+      <w:pPr>
+        <w:pStyle w:val="Heading2"/>
+      </w:pPr>
+      <w:r>
+        <w:t xml:space="preserve">步骤6: SHAP可解释性分析</w:t>
+      </w:r>
+    </w:p>
+    <w:p>
+      <w:pPr>
+        <w:pStyle w:val="FirstParagraph"/>
+      </w:pPr>
+      <w:r>
+        <w:rPr>
+          <w:bCs/>
+          <w:b/>
+        </w:rPr>
+        <w:t xml:space="preserve">文件</w:t>
+      </w:r>
+      <w:r>
+        <w:t xml:space="preserve">:</w:t>
+      </w:r>
+      <w:r>
+        <w:t xml:space="preserve"> </w:t>
+      </w:r>
+      <w:r>
+        <w:rPr>
+          <w:rStyle w:val="VerbatimChar"/>
+        </w:rPr>
+        <w:t xml:space="preserve">src/shap_analysis.py</w:t>
+      </w:r>
+    </w:p>
+    <w:bookmarkStart w:id="30" w:name="a.-多重共线性诊断shap分析前置步骤"/>
+    <w:p>
+      <w:pPr>
+        <w:pStyle w:val="Heading3"/>
+      </w:pPr>
+      <w:r>
+        <w:t xml:space="preserve">6a. 多重共线性诊断（SHAP分析前置步骤）</w:t>
+      </w:r>
+    </w:p>
+    <w:p>
+      <w:pPr>
+        <w:pStyle w:val="FirstParagraph"/>
+      </w:pPr>
+      <w:r>
+        <w:rPr>
+          <w:bCs/>
+          <w:b/>
+        </w:rPr>
+        <w:t xml:space="preserve">背景</w:t>
+      </w:r>
+      <w:r>
+        <w:t xml:space="preserve">: SBET、Vtotal、Vmicro 等孔结构参数在物理上高度耦合，树模型对共线性鲁棒，但 SHAP 值在高度相关特征间的分配会不稳定。审稿人可能据此质疑归因结论。</w:t>
+      </w:r>
+    </w:p>
+    <w:p>
+      <w:pPr>
+        <w:numPr>
+          <w:ilvl w:val="0"/>
+          <w:numId w:val="1005"/>
+        </w:numPr>
+        <w:pStyle w:val="Compact"/>
+      </w:pPr>
+      <w:r>
+        <w:rPr>
+          <w:bCs/>
+          <w:b/>
+        </w:rPr>
+        <w:t xml:space="preserve">方差膨胀因子（VIF）</w:t>
+      </w:r>
+      <w:r>
+        <w:t xml:space="preserve">: 对所有数值特征计算 VIF，VIF &gt; 10 标记为高度共线。结果以表格形式呈现于论文 Methods 部分。</w:t>
+      </w:r>
+    </w:p>
+    <w:p>
+      <w:pPr>
+        <w:numPr>
+          <w:ilvl w:val="0"/>
+          <w:numId w:val="1005"/>
+        </w:numPr>
+        <w:pStyle w:val="Compact"/>
+      </w:pPr>
+      <w:r>
+        <w:rPr>
+          <w:bCs/>
+          <w:b/>
+        </w:rPr>
+        <w:t xml:space="preserve">Spearman 层次聚类</w:t>
+      </w:r>
+      <w:r>
+        <w:t xml:space="preserve">: 对数值特征计算 Spearman 相关系数矩阵，以层次聚类（Ward法）识别共线特征簇。</w:t>
+      </w:r>
+    </w:p>
+    <w:p>
+      <w:pPr>
+        <w:numPr>
+          <w:ilvl w:val="0"/>
+          <w:numId w:val="1005"/>
+        </w:numPr>
+        <w:pStyle w:val="Compact"/>
+      </w:pPr>
+      <w:r>
+        <w:rPr>
+          <w:bCs/>
+          <w:b/>
+        </w:rPr>
+        <w:t xml:space="preserve">归因策略</w:t>
+      </w:r>
+      <w:r>
+        <w:t xml:space="preserve">: 对于高度共线的特征簇（如 SBET/Vtotal/Vmicro），除报告个体 SHAP 外，额外报告</w:t>
+      </w:r>
+      <w:r>
+        <w:rPr>
+          <w:bCs/>
+          <w:b/>
+        </w:rPr>
+        <w:t xml:space="preserve">簇级 SHAP</w:t>
+      </w:r>
+      <w:r>
+        <w:t xml:space="preserve">（将簇内各特征 SHAP 值求和）。论文中讨论特征重要性时，对共线特征以簇为单位解读，避免武断声称某个单一孔结构参数比另一个更重要。</w:t>
+      </w:r>
+    </w:p>
+    <w:bookmarkEnd w:id="30"/>
+    <w:bookmarkStart w:id="31" w:name="b.-shap-分析"/>
+    <w:p>
+      <w:pPr>
+        <w:pStyle w:val="Heading3"/>
+      </w:pPr>
+      <w:r>
+        <w:t xml:space="preserve">6b. SHAP 分析</w:t>
+      </w:r>
+    </w:p>
+    <w:p>
+      <w:pPr>
+        <w:numPr>
+          <w:ilvl w:val="0"/>
+          <w:numId w:val="1006"/>
+        </w:numPr>
+        <w:pStyle w:val="Compact"/>
+      </w:pPr>
+      <w:r>
+        <w:rPr>
+          <w:bCs/>
+          <w:b/>
+        </w:rPr>
+        <w:t xml:space="preserve">TreeExplainer</w:t>
+      </w:r>
+      <w:r>
+        <w:t xml:space="preserve"> </w:t>
+      </w:r>
+      <w:r>
+        <w:t xml:space="preserve">用于XGBoost/LightGBM/RF（精确SHAP值，</w:t>
+      </w:r>
+      <w:r>
+        <w:rPr>
+          <w:rStyle w:val="VerbatimChar"/>
+        </w:rPr>
+        <w:t xml:space="preserve">feature_perturbation="interventional"</w:t>
+      </w:r>
+      <w:r>
+        <w:t xml:space="preserve"> </w:t>
+      </w:r>
+      <w:r>
+        <w:t xml:space="preserve">以进一步缓解共线性影响）</w:t>
+      </w:r>
+    </w:p>
+    <w:p>
+      <w:pPr>
+        <w:numPr>
+          <w:ilvl w:val="0"/>
+          <w:numId w:val="1006"/>
+        </w:numPr>
+        <w:pStyle w:val="Compact"/>
+      </w:pPr>
+      <w:r>
+        <w:rPr>
+          <w:bCs/>
+          <w:b/>
+        </w:rPr>
+        <w:t xml:space="preserve">KernelExplainer</w:t>
+      </w:r>
+      <w:r>
+        <w:t xml:space="preserve"> </w:t>
+      </w:r>
+      <w:r>
+        <w:t xml:space="preserve">用于SVR/GPR（在100条样本子集上计算）</w:t>
+      </w:r>
+    </w:p>
+    <w:p>
+      <w:pPr>
+        <w:numPr>
+          <w:ilvl w:val="0"/>
+          <w:numId w:val="1006"/>
+        </w:numPr>
+        <w:pStyle w:val="Compact"/>
+      </w:pPr>
+      <w:r>
+        <w:rPr>
+          <w:bCs/>
+          <w:b/>
+        </w:rPr>
+        <w:t xml:space="preserve">TabPFN 可解释性</w:t>
+      </w:r>
+      <w:r>
+        <w:t xml:space="preserve">: TabPFN 作为Transformer架构，精确SHAP计算开销极大。采用</w:t>
+      </w:r>
+      <w:r>
+        <w:rPr>
+          <w:bCs/>
+          <w:b/>
+        </w:rPr>
+        <w:t xml:space="preserve">排列特征重要性（Permutation Importance）</w:t>
+      </w:r>
+      <w:r>
+        <w:t xml:space="preserve">作为替代，在嵌套CV的测试折上计算每个特征对RMSE的边际贡献。同时将 TabPFN 的排列重要性与 XGBoost 的 SHAP 值做 Spearman 秩相关，评估两种范式的归因一致性</w:t>
+      </w:r>
+    </w:p>
+    <w:p>
+      <w:pPr>
+        <w:numPr>
+          <w:ilvl w:val="0"/>
+          <w:numId w:val="1006"/>
+        </w:numPr>
+        <w:pStyle w:val="Compact"/>
+      </w:pPr>
+      <w:r>
+        <w:t xml:space="preserve">图表: beeswarm汇总图（标注共线特征簇）、条形图（个体 + 簇级）、top 5特征依赖图、最佳/最差预测的waterfall图</w:t>
+      </w:r>
+    </w:p>
+    <w:bookmarkEnd w:id="31"/>
+    <w:bookmarkEnd w:id="32"/>
+    <w:bookmarkStart w:id="33" w:name="步骤7-论文图表"/>
+    <w:p>
+      <w:pPr>
+        <w:pStyle w:val="Heading2"/>
+      </w:pPr>
+      <w:r>
+        <w:t xml:space="preserve">步骤7: 论文图表</w:t>
+      </w:r>
+    </w:p>
+    <w:p>
+      <w:pPr>
+        <w:pStyle w:val="FirstParagraph"/>
+      </w:pPr>
+      <w:r>
+        <w:rPr>
+          <w:bCs/>
+          <w:b/>
+        </w:rPr>
+        <w:t xml:space="preserve">文件</w:t>
+      </w:r>
+      <w:r>
+        <w:t xml:space="preserve">:</w:t>
+      </w:r>
+      <w:r>
+        <w:t xml:space="preserve"> </w:t>
+      </w:r>
+      <w:r>
+        <w:rPr>
+          <w:rStyle w:val="VerbatimChar"/>
+        </w:rPr>
+        <w:t xml:space="preserve">src/plotting.py</w:t>
+      </w:r>
+      <w:r>
+        <w:t xml:space="preserve">（全部300 DPI，统一seaborn风格）</w:t>
+      </w:r>
+    </w:p>
+    <w:tbl>
+      <w:tblPr>
+        <w:tblStyle w:val="Table"/>
+        <w:tblW w:type="pct" w:w="0.0"/>
+        <w:tblLook w:firstRow="1" w:lastRow="0" w:firstColumn="0" w:lastColumn="0" w:noHBand="0" w:noVBand="0" w:val="0020"/>
+      </w:tblPr>
+      <w:tblGrid/>
+      <w:tr>
+        <w:tc>
+          <w:p>
+            <w:pPr>
+              <w:pStyle w:val="Compact"/>
+              <w:jc w:val="left"/>
+            </w:pPr>
+            <w:r>
+              <w:t xml:space="preserve">图号</w:t>
+            </w:r>
+          </w:p>
+        </w:tc>
+        <w:tc>
+          <w:p>
+            <w:pPr>
+              <w:pStyle w:val="Compact"/>
+              <w:jc w:val="left"/>
+            </w:pPr>
+            <w:r>
+              <w:t xml:space="preserve">内容</w:t>
             </w:r>
           </w:p>
         </w:tc>
@@ -2655,7 +3149,7 @@
               <w:jc w:val="left"/>
             </w:pPr>
             <w:r>
-              <w:t xml:space="preserve">2</w:t>
+              <w:t xml:space="preserve">1</w:t>
             </w:r>
           </w:p>
         </w:tc>
@@ -2666,7 +3160,7 @@
               <w:jc w:val="left"/>
             </w:pPr>
             <w:r>
-              <w:t xml:space="preserve">CO2 uptake distribution by precursor type</w:t>
+              <w:t xml:space="preserve">特征相关性热力图（clustermap，Spearman，标注VIF&gt;10的共线簇）</w:t>
             </w:r>
           </w:p>
         </w:tc>
@@ -2679,7 +3173,7 @@
               <w:jc w:val="left"/>
             </w:pPr>
             <w:r>
-              <w:t xml:space="preserve">3</w:t>
+              <w:t xml:space="preserve">2</w:t>
             </w:r>
           </w:p>
         </w:tc>
@@ -2690,7 +3184,7 @@
               <w:jc w:val="left"/>
             </w:pPr>
             <w:r>
-              <w:t xml:space="preserve">Model performance comparison bar chart (R² + RMSE)</w:t>
+              <w:t xml:space="preserve">不同前驱体类型的CO2吸附量分布</w:t>
             </w:r>
           </w:p>
         </w:tc>
@@ -2703,7 +3197,7 @@
               <w:jc w:val="left"/>
             </w:pPr>
             <w:r>
-              <w:t xml:space="preserve">4</w:t>
+              <w:t xml:space="preserve">3</w:t>
             </w:r>
           </w:p>
         </w:tc>
@@ -2714,7 +3208,7 @@
               <w:jc w:val="left"/>
             </w:pPr>
             <w:r>
-              <w:t xml:space="preserve">Parity plot: predicted vs experimental, colored by SBET</w:t>
+              <w:t xml:space="preserve">模型性能对比柱状图（R² + RMSE，9个模型，含线性基线Ridge/Lasso和TabPFN基础模型，标注线性-非线性-基础模型性能差距）</w:t>
             </w:r>
           </w:p>
         </w:tc>
@@ -2727,7 +3221,7 @@
               <w:jc w:val="left"/>
             </w:pPr>
             <w:r>
-              <w:t xml:space="preserve">5</w:t>
+              <w:t xml:space="preserve">4</w:t>
             </w:r>
           </w:p>
         </w:tc>
@@ -2738,7 +3232,7 @@
               <w:jc w:val="left"/>
             </w:pPr>
             <w:r>
-              <w:t xml:space="preserve">SHAP summary beeswarm</w:t>
+              <w:t xml:space="preserve">预测值vs实验值散点图，按SBET着色</w:t>
             </w:r>
           </w:p>
         </w:tc>
@@ -2751,7 +3245,7 @@
               <w:jc w:val="left"/>
             </w:pPr>
             <w:r>
-              <w:t xml:space="preserve">6</w:t>
+              <w:t xml:space="preserve">5</w:t>
             </w:r>
           </w:p>
         </w:tc>
@@ -2762,7 +3256,7 @@
               <w:jc w:val="left"/>
             </w:pPr>
             <w:r>
-              <w:t xml:space="preserve">SHAP dependence plots for top 3 features</w:t>
+              <w:t xml:space="preserve">SHAP summary beeswarm图</w:t>
             </w:r>
           </w:p>
         </w:tc>
@@ -2775,7 +3269,7 @@
               <w:jc w:val="left"/>
             </w:pPr>
             <w:r>
-              <w:t xml:space="preserve">7</w:t>
+              <w:t xml:space="preserve">6</w:t>
             </w:r>
           </w:p>
         </w:tc>
@@ -2786,7 +3280,7 @@
               <w:jc w:val="left"/>
             </w:pPr>
             <w:r>
-              <w:t xml:space="preserve">Residual analysis (2×2: residuals vs fitted, Q-Q, histogram, Cook’s distance)</w:t>
+              <w:t xml:space="preserve">Top 3特征的SHAP依赖图</w:t>
             </w:r>
           </w:p>
         </w:tc>
@@ -2799,7 +3293,7 @@
               <w:jc w:val="left"/>
             </w:pPr>
             <w:r>
-              <w:t xml:space="preserve">8</w:t>
+              <w:t xml:space="preserve">7</w:t>
             </w:r>
           </w:p>
         </w:tc>
@@ -2810,20 +3304,44 @@
               <w:jc w:val="left"/>
             </w:pPr>
             <w:r>
-              <w:t xml:space="preserve">Partial dependence + ICE for top 4 features</w:t>
+              <w:t xml:space="preserve">残差分析（2×2: 残差vs拟合值、Q-Q图、直方图、Cook距离）</w:t>
+            </w:r>
+          </w:p>
+        </w:tc>
+      </w:tr>
+      <w:tr>
+        <w:tc>
+          <w:p>
+            <w:pPr>
+              <w:pStyle w:val="Compact"/>
+              <w:jc w:val="left"/>
+            </w:pPr>
+            <w:r>
+              <w:t xml:space="preserve">8</w:t>
+            </w:r>
+          </w:p>
+        </w:tc>
+        <w:tc>
+          <w:p>
+            <w:pPr>
+              <w:pStyle w:val="Compact"/>
+              <w:jc w:val="left"/>
+            </w:pPr>
+            <w:r>
+              <w:t xml:space="preserve">Top 4特征的部分依赖图 + ICE</w:t>
             </w:r>
           </w:p>
         </w:tc>
       </w:tr>
     </w:tbl>
-    <w:bookmarkEnd w:id="31"/>
-    <w:bookmarkStart w:id="32" w:name="step-8-paper-outline"/>
+    <w:bookmarkEnd w:id="33"/>
+    <w:bookmarkStart w:id="34" w:name="步骤8-论文大纲"/>
     <w:p>
       <w:pPr>
         <w:pStyle w:val="Heading2"/>
       </w:pPr>
       <w:r>
-        <w:t xml:space="preserve">Step 8: Paper Outline</w:t>
+        <w:t xml:space="preserve">步骤8: 论文大纲</w:t>
       </w:r>
     </w:p>
     <w:p>
@@ -2835,7 +3353,7 @@
           <w:bCs/>
           <w:b/>
         </w:rPr>
-        <w:t xml:space="preserve">Title</w:t>
+        <w:t xml:space="preserve">标题</w:t>
       </w:r>
       <w:r>
         <w:t xml:space="preserve">:</w:t>
@@ -2847,7 +3365,7 @@
         <w:t xml:space="preserve">“</w:t>
       </w:r>
       <w:r>
-        <w:t xml:space="preserve">Machine Learning Prediction of CO2 Adsorption Capacity on Biomass-Derived MgO-Modified Porous Carbons with SHAP Interpretability</w:t>
+        <w:t xml:space="preserve">Machine Learning Prediction of CO2 Adsorption Capacity on Biomass-Derived MgO-Modified Porous Carbons: From Traditional Models to Tabular Foundation Models with SHAP Interpretability</w:t>
       </w:r>
       <w:r>
         <w:t xml:space="preserve">”</w:t>
@@ -2862,7 +3380,7 @@
           <w:bCs/>
           <w:b/>
         </w:rPr>
-        <w:t xml:space="preserve">Sections</w:t>
+        <w:t xml:space="preserve">章节</w:t>
       </w:r>
       <w:r>
         <w:t xml:space="preserve">: Introduction → Methods (Dataset, Preprocessing, Feature Engineering, ML Algorithms, Evaluation) → Results &amp; Discussion (EDA, Model Comparison, SHAP Interpretation, Ablation Study, Limitations) → Conclusion</w:t>
@@ -2875,21 +3393,21 @@
         </w:pict>
       </w:r>
     </w:p>
-    <w:bookmarkEnd w:id="32"/>
-    <w:bookmarkStart w:id="33" w:name="implementation-order"/>
+    <w:bookmarkEnd w:id="34"/>
+    <w:bookmarkStart w:id="35" w:name="实施顺序"/>
     <w:p>
       <w:pPr>
         <w:pStyle w:val="Heading2"/>
       </w:pPr>
       <w:r>
-        <w:t xml:space="preserve">Implementation Order</w:t>
+        <w:t xml:space="preserve">实施顺序</w:t>
       </w:r>
     </w:p>
     <w:p>
       <w:pPr>
         <w:numPr>
           <w:ilvl w:val="0"/>
-          <w:numId w:val="1005"/>
+          <w:numId w:val="1007"/>
         </w:numPr>
         <w:pStyle w:val="Compact"/>
       </w:pPr>
@@ -2919,7 +3437,7 @@
       <w:pPr>
         <w:numPr>
           <w:ilvl w:val="0"/>
-          <w:numId w:val="1005"/>
+          <w:numId w:val="1007"/>
         </w:numPr>
         <w:pStyle w:val="Compact"/>
       </w:pPr>
@@ -2949,7 +3467,7 @@
       <w:pPr>
         <w:numPr>
           <w:ilvl w:val="0"/>
-          <w:numId w:val="1005"/>
+          <w:numId w:val="1007"/>
         </w:numPr>
         <w:pStyle w:val="Compact"/>
       </w:pPr>
@@ -2994,7 +3512,7 @@
       <w:pPr>
         <w:numPr>
           <w:ilvl w:val="0"/>
-          <w:numId w:val="1005"/>
+          <w:numId w:val="1007"/>
         </w:numPr>
         <w:pStyle w:val="Compact"/>
       </w:pPr>
@@ -3024,24 +3542,24 @@
       <w:pPr>
         <w:numPr>
           <w:ilvl w:val="0"/>
-          <w:numId w:val="1005"/>
+          <w:numId w:val="1007"/>
         </w:numPr>
         <w:pStyle w:val="Compact"/>
       </w:pPr>
       <w:r>
-        <w:t xml:space="preserve">Notebooks (sequential: 01→07)</w:t>
+        <w:t xml:space="preserve">Notebooks（按顺序: 01→07）</w:t>
       </w:r>
     </w:p>
     <w:p>
       <w:pPr>
         <w:numPr>
           <w:ilvl w:val="0"/>
-          <w:numId w:val="1005"/>
+          <w:numId w:val="1007"/>
         </w:numPr>
         <w:pStyle w:val="Compact"/>
       </w:pPr>
       <w:r>
-        <w:t xml:space="preserve">Generate all figures/tables for paper</w:t>
+        <w:t xml:space="preserve">生成所有论文图表</w:t>
       </w:r>
     </w:p>
     <w:p>
@@ -3051,74 +3569,110 @@
         </w:pict>
       </w:r>
     </w:p>
-    <w:bookmarkEnd w:id="33"/>
-    <w:bookmarkStart w:id="34" w:name="verification"/>
+    <w:bookmarkEnd w:id="35"/>
+    <w:bookmarkStart w:id="36" w:name="验证标准"/>
     <w:p>
       <w:pPr>
         <w:pStyle w:val="Heading2"/>
       </w:pPr>
       <w:r>
-        <w:t xml:space="preserve">Verification</w:t>
+        <w:t xml:space="preserve">验证标准</w:t>
       </w:r>
     </w:p>
     <w:p>
       <w:pPr>
         <w:numPr>
           <w:ilvl w:val="0"/>
-          <w:numId w:val="1006"/>
+          <w:numId w:val="1008"/>
         </w:numPr>
         <w:pStyle w:val="Compact"/>
       </w:pPr>
       <w:r>
-        <w:t xml:space="preserve">Run nested CV and confirm XGBoost/LightGBM R² &gt; 0.80 on test set</w:t>
+        <w:t xml:space="preserve">运行嵌套CV，确认XGBoost/LightGBM在测试集上R² &gt; 0.80</w:t>
       </w:r>
     </w:p>
     <w:p>
       <w:pPr>
         <w:numPr>
           <w:ilvl w:val="0"/>
-          <w:numId w:val="1006"/>
+          <w:numId w:val="1008"/>
         </w:numPr>
         <w:pStyle w:val="Compact"/>
       </w:pPr>
       <w:r>
-        <w:t xml:space="preserve">Verify SHAP top features are consistent across XGBoost, LightGBM, and RF</w:t>
+        <w:t xml:space="preserve">最优非线性模型R² - Ridge R² ≥ 0.05，证明非线性建模的必要性；若差距&lt;0.05，论文重心需调整</w:t>
       </w:r>
     </w:p>
     <w:p>
       <w:pPr>
         <w:numPr>
           <w:ilvl w:val="0"/>
-          <w:numId w:val="1006"/>
+          <w:numId w:val="1008"/>
         </w:numPr>
         <w:pStyle w:val="Compact"/>
       </w:pPr>
       <w:r>
-        <w:t xml:space="preserve">Check GroupKFold vs regular KFold R² gap; if &gt;0.05, batch effects present → discuss</w:t>
+        <w:t xml:space="preserve">TabPFN 零超参性能应至少与调优后的RF相当；若超过XGBoost，则基础模型范式在小样本材料回归上的优势是重要发现</w:t>
       </w:r>
     </w:p>
     <w:p>
       <w:pPr>
         <w:numPr>
           <w:ilvl w:val="0"/>
-          <w:numId w:val="1006"/>
+          <w:numId w:val="1008"/>
         </w:numPr>
         <w:pStyle w:val="Compact"/>
       </w:pPr>
       <w:r>
-        <w:t xml:space="preserve">Compare Vmicro-imputed vs Vmicro-complete-only models; R² difference should be &lt;0.10</w:t>
+        <w:t xml:space="preserve">SHAP top特征在XGBoost、LightGBM、RF之间一致</w:t>
       </w:r>
     </w:p>
     <w:p>
       <w:pPr>
         <w:numPr>
           <w:ilvl w:val="0"/>
-          <w:numId w:val="1006"/>
+          <w:numId w:val="1008"/>
         </w:numPr>
         <w:pStyle w:val="Compact"/>
       </w:pPr>
       <w:r>
-        <w:t xml:space="preserve">All figures generated at 300 DPI in</w:t>
+        <w:t xml:space="preserve">TabPFN 排列重要性与XGBoost SHAP值的Spearman秩相关 ρ &gt; 0.6，表明两种范式的归因一致</w:t>
+      </w:r>
+    </w:p>
+    <w:p>
+      <w:pPr>
+        <w:numPr>
+          <w:ilvl w:val="0"/>
+          <w:numId w:val="1008"/>
+        </w:numPr>
+        <w:pStyle w:val="Compact"/>
+      </w:pPr>
+      <w:r>
+        <w:t xml:space="preserve">检查StratifiedGroupKFold与普通KFold的R²差距；若&gt;0.05，说明存在批次效应/分布偏移，需在论文中讨论</w:t>
+      </w:r>
+    </w:p>
+    <w:p>
+      <w:pPr>
+        <w:numPr>
+          <w:ilvl w:val="0"/>
+          <w:numId w:val="1008"/>
+        </w:numPr>
+        <w:pStyle w:val="Compact"/>
+      </w:pPr>
+      <w:r>
+        <w:t xml:space="preserve">对比Vmicro填补模型与仅Vmicro完整样本模型；R²差距应&lt;0.10</w:t>
+      </w:r>
+    </w:p>
+    <w:p>
+      <w:pPr>
+        <w:numPr>
+          <w:ilvl w:val="0"/>
+          <w:numId w:val="1008"/>
+        </w:numPr>
+        <w:pStyle w:val="Compact"/>
+      </w:pPr>
+      <w:r>
+        <w:t xml:space="preserve">所有图表以300 DPI输出至</w:t>
       </w:r>
       <w:r>
         <w:t xml:space="preserve"> </w:t>
@@ -3130,8 +3684,8 @@
         <w:t xml:space="preserve">outputs/figures/</w:t>
       </w:r>
     </w:p>
-    <w:bookmarkEnd w:id="34"/>
-    <w:bookmarkEnd w:id="35"/>
+    <w:bookmarkEnd w:id="36"/>
+    <w:bookmarkEnd w:id="37"/>
     <w:sectPr/>
   </w:body>
 </w:document>
@@ -3406,6 +3960,21 @@
     <w:abstractNumId w:val="991"/>
   </w:num>
   <w:num w:numId="1002">
+    <w:abstractNumId w:val="991"/>
+  </w:num>
+  <w:num w:numId="1003">
+    <w:abstractNumId w:val="991"/>
+  </w:num>
+  <w:num w:numId="1004">
+    <w:abstractNumId w:val="991"/>
+  </w:num>
+  <w:num w:numId="1005">
+    <w:abstractNumId w:val="991"/>
+  </w:num>
+  <w:num w:numId="1006">
+    <w:abstractNumId w:val="991"/>
+  </w:num>
+  <w:num w:numId="1007">
     <w:abstractNumId w:val="99411"/>
     <w:lvlOverride w:ilvl="0">
       <w:startOverride w:val="1"/>
@@ -3435,43 +4004,7 @@
       <w:startOverride w:val="1"/>
     </w:lvlOverride>
   </w:num>
-  <w:num w:numId="1003">
-    <w:abstractNumId w:val="991"/>
-  </w:num>
-  <w:num w:numId="1004">
-    <w:abstractNumId w:val="991"/>
-  </w:num>
-  <w:num w:numId="1005">
-    <w:abstractNumId w:val="99411"/>
-    <w:lvlOverride w:ilvl="0">
-      <w:startOverride w:val="1"/>
-    </w:lvlOverride>
-    <w:lvlOverride w:ilvl="1">
-      <w:startOverride w:val="1"/>
-    </w:lvlOverride>
-    <w:lvlOverride w:ilvl="2">
-      <w:startOverride w:val="1"/>
-    </w:lvlOverride>
-    <w:lvlOverride w:ilvl="3">
-      <w:startOverride w:val="1"/>
-    </w:lvlOverride>
-    <w:lvlOverride w:ilvl="4">
-      <w:startOverride w:val="1"/>
-    </w:lvlOverride>
-    <w:lvlOverride w:ilvl="5">
-      <w:startOverride w:val="1"/>
-    </w:lvlOverride>
-    <w:lvlOverride w:ilvl="6">
-      <w:startOverride w:val="1"/>
-    </w:lvlOverride>
-    <w:lvlOverride w:ilvl="7">
-      <w:startOverride w:val="1"/>
-    </w:lvlOverride>
-    <w:lvlOverride w:ilvl="8">
-      <w:startOverride w:val="1"/>
-    </w:lvlOverride>
-  </w:num>
-  <w:num w:numId="1006">
+  <w:num w:numId="1008">
     <w:abstractNumId w:val="991"/>
   </w:num>
 </w:numbering>
